--- a/docs/governance/guide-gouvernance-de.docx
+++ b/docs/governance/guide-gouvernance-de.docx
@@ -41,7 +41,7 @@
         <w:pStyle w:val="Date"/>
       </w:pPr>
       <w:r>
-        <w:t xml:space="preserve">Version 1.1 — 5. Juni 2026</w:t>
+        <w:t xml:space="preserve">Version 1.2 — 1. September 2026</w:t>
       </w:r>
     </w:p>
     <w:bookmarkStart w:id="13" w:name="vorwort"/>
@@ -2605,13 +2605,13 @@
       </w:r>
     </w:p>
     <w:bookmarkEnd w:id="28"/>
-    <w:bookmarkStart w:id="29" w:name="die-fünf-status-einer-membership"/>
+    <w:bookmarkStart w:id="29" w:name="die-status-einer-membership"/>
     <w:p>
       <w:pPr>
         <w:pStyle w:val="Heading2"/>
       </w:pPr>
       <w:r>
-        <w:t xml:space="preserve">3.2. Die fünf Status einer Membership</w:t>
+        <w:t xml:space="preserve">3.2. Die Status einer Membership</w:t>
       </w:r>
     </w:p>
     <w:p>
@@ -2647,7 +2647,7 @@
         <w:t xml:space="preserve">Status</w:t>
       </w:r>
       <w:r>
-        <w:t xml:space="preserve">, der den Zustand der Delegation zu einem bestimmten Zeitpunkt ausdrückt. Fünf Status sind möglich:</w:t>
+        <w:t xml:space="preserve">, der den Zustand der Delegation zu einem bestimmten Zeitpunkt ausdrückt. Die Status, die die Governance betreffen:</w:t>
       </w:r>
     </w:p>
     <w:p>
@@ -2679,7 +2679,7 @@
           <w:b/>
           <w:bCs/>
         </w:rPr>
-        <w:t xml:space="preserve">pending</w:t>
+        <w:t xml:space="preserve">pending_validation</w:t>
       </w:r>
       <w:r>
         <w:t xml:space="preserve"> </w:t>
@@ -2808,13 +2808,80 @@
         <w:rPr>
           <w:rStyle w:val="VerbatimChar"/>
         </w:rPr>
+        <w:t xml:space="preserve">removed</w:t>
+      </w:r>
+      <w:r>
+        <w:t xml:space="preserve"> </w:t>
+      </w:r>
+      <w:r>
+        <w:t xml:space="preserve">am Tag +7.</w:t>
+      </w:r>
+    </w:p>
+    <w:p>
+      <w:pPr>
+        <w:pStyle w:val="BodyText"/>
+      </w:pPr>
+      <w:r>
+        <w:rPr>
+          <w:rStyle w:val="VerbatimChar"/>
+          <w:b/>
+          <w:bCs/>
+        </w:rPr>
+        <w:t xml:space="preserve">vacated</w:t>
+      </w:r>
+      <w:r>
+        <w:t xml:space="preserve"> </w:t>
+      </w:r>
+      <w:r>
+        <w:t xml:space="preserve">—</w:t>
+      </w:r>
+      <w:r>
+        <w:t xml:space="preserve"> </w:t>
+      </w:r>
+      <w:r>
+        <w:rPr>
+          <w:b/>
+          <w:bCs/>
+        </w:rPr>
+        <w:t xml:space="preserve">Freiwillig abgegebene Rolle.</w:t>
+      </w:r>
+      <w:r>
+        <w:t xml:space="preserve"> </w:t>
+      </w:r>
+      <w:r>
+        <w:t xml:space="preserve">Gesetzt durch die Selbstrückstufung („Ich gebe ab”, Recht P3). Die Person hat entschieden — dieser Status sagt genau das, und nichts anderes.</w:t>
+      </w:r>
+      <w:r>
+        <w:t xml:space="preserve"> </w:t>
+      </w:r>
+      <w:r>
+        <w:rPr>
+          <w:i/>
+          <w:iCs/>
+        </w:rPr>
+        <w:t xml:space="preserve">(Unterscheidung eingeführt am 01.09.2026: vor diesem Datum setzte der freiwillige Austritt</w:t>
+      </w:r>
+      <w:r>
+        <w:rPr>
+          <w:i/>
+          <w:iCs/>
+        </w:rPr>
+        <w:t xml:space="preserve"> </w:t>
+      </w:r>
+      <w:r>
+        <w:rPr>
+          <w:rStyle w:val="VerbatimChar"/>
+          <w:i/>
+          <w:iCs/>
+        </w:rPr>
         <w:t xml:space="preserve">inactive</w:t>
       </w:r>
       <w:r>
-        <w:t xml:space="preserve"> </w:t>
-      </w:r>
-      <w:r>
-        <w:t xml:space="preserve">am Tag +7.</w:t>
+        <w:rPr>
+          <w:i/>
+          <w:iCs/>
+        </w:rPr>
+        <w:t xml:space="preserve">, was ihn mit einem verlassenen Konto verwechselte.)</w:t>
       </w:r>
     </w:p>
     <w:p>
@@ -2827,13 +2894,133 @@
           <w:b/>
           <w:bCs/>
         </w:rPr>
+        <w:t xml:space="preserve">removed</w:t>
+      </w:r>
+      <w:r>
+        <w:t xml:space="preserve"> </w:t>
+      </w:r>
+      <w:r>
+        <w:t xml:space="preserve">— Membership geschlossen durch eine Entscheidung oder einen Mechanismus des SIGB: Ende der Wartefrist eines Entzugs (Tag +7), oder Schließung der Zeile des niedrigeren Rangs bei einer Beförderung (exklusive Rolle, vgl. §5.6).</w:t>
+      </w:r>
+    </w:p>
+    <w:p>
+      <w:pPr>
+        <w:pStyle w:val="BodyText"/>
+      </w:pPr>
+      <w:r>
+        <w:rPr>
+          <w:rStyle w:val="VerbatimChar"/>
+          <w:b/>
+          <w:bCs/>
+        </w:rPr>
         <w:t xml:space="preserve">inactive</w:t>
       </w:r>
       <w:r>
         <w:t xml:space="preserve"> </w:t>
       </w:r>
       <w:r>
-        <w:t xml:space="preserve">— Membership geschlossen. Die Person ist nicht mehr im Team. Kein Zugang. Mehrere mögliche Ursprünge: freiwilliger Austritt, Ende der Wartefrist, verlassenes Konto (automatisch nach 9 Monaten).</w:t>
+        <w:t xml:space="preserve">—</w:t>
+      </w:r>
+      <w:r>
+        <w:t xml:space="preserve"> </w:t>
+      </w:r>
+      <w:r>
+        <w:rPr>
+          <w:b/>
+          <w:bCs/>
+        </w:rPr>
+        <w:t xml:space="preserve">Verlassenes Konto.</w:t>
+      </w:r>
+      <w:r>
+        <w:t xml:space="preserve"> </w:t>
+      </w:r>
+      <w:r>
+        <w:t xml:space="preserve">Gesetzt ausschließlich durch den Cron des automatischen Austritts, nach 9 Monaten ohne Login (T9). Die Person hat nichts entschieden: sie ist verschwunden.</w:t>
+      </w:r>
+    </w:p>
+    <w:p>
+      <w:pPr>
+        <w:pStyle w:val="BodyText"/>
+      </w:pPr>
+      <w:r>
+        <w:rPr>
+          <w:i/>
+          <w:iCs/>
+        </w:rPr>
+        <w:t xml:space="preserve">(Die Tabelle trägt auch einige Status, die zu den Anmelde- und Ausleihabläufen gehören —</w:t>
+      </w:r>
+      <w:r>
+        <w:rPr>
+          <w:i/>
+          <w:iCs/>
+        </w:rPr>
+        <w:t xml:space="preserve"> </w:t>
+      </w:r>
+      <w:r>
+        <w:rPr>
+          <w:rStyle w:val="VerbatimChar"/>
+          <w:i/>
+          <w:iCs/>
+        </w:rPr>
+        <w:t xml:space="preserve">refused</w:t>
+      </w:r>
+      <w:r>
+        <w:rPr>
+          <w:i/>
+          <w:iCs/>
+        </w:rPr>
+        <w:t xml:space="preserve">,</w:t>
+      </w:r>
+      <w:r>
+        <w:rPr>
+          <w:i/>
+          <w:iCs/>
+        </w:rPr>
+        <w:t xml:space="preserve"> </w:t>
+      </w:r>
+      <w:r>
+        <w:rPr>
+          <w:rStyle w:val="VerbatimChar"/>
+          <w:i/>
+          <w:iCs/>
+        </w:rPr>
+        <w:t xml:space="preserve">left_with_pending_circulation</w:t>
+      </w:r>
+      <w:r>
+        <w:rPr>
+          <w:i/>
+          <w:iCs/>
+        </w:rPr>
+        <w:t xml:space="preserve">,</w:t>
+      </w:r>
+      <w:r>
+        <w:rPr>
+          <w:i/>
+          <w:iCs/>
+        </w:rPr>
+        <w:t xml:space="preserve"> </w:t>
+      </w:r>
+      <w:r>
+        <w:rPr>
+          <w:rStyle w:val="VerbatimChar"/>
+          <w:i/>
+          <w:iCs/>
+        </w:rPr>
+        <w:t xml:space="preserve">terminated</w:t>
+      </w:r>
+      <w:r>
+        <w:rPr>
+          <w:i/>
+          <w:iCs/>
+        </w:rPr>
+        <w:t xml:space="preserve"> </w:t>
+      </w:r>
+      <w:r>
+        <w:rPr>
+          <w:i/>
+          <w:iCs/>
+        </w:rPr>
+        <w:t xml:space="preserve">— sie betreffen nicht die Team-Governance und werden in diesem Leitfaden nicht behandelt.)</w:t>
       </w:r>
     </w:p>
     <w:bookmarkEnd w:id="29"/>
@@ -2898,7 +3085,7 @@
         <w:rPr>
           <w:rStyle w:val="VerbatimChar"/>
         </w:rPr>
-        <w:t xml:space="preserve">              ┌───────────────┼───────────────┐    │</w:t>
+        <w:t xml:space="preserve">        ┌──────────────┬──────┴────────┬───────────│──────┐</w:t>
       </w:r>
       <w:r>
         <w:br/>
@@ -2907,7 +3094,7 @@
         <w:rPr>
           <w:rStyle w:val="VerbatimChar"/>
         </w:rPr>
-        <w:t xml:space="preserve">              ▼               ▼               ▼    │</w:t>
+        <w:t xml:space="preserve">        ▼              ▼               ▼           │      ▼</w:t>
       </w:r>
       <w:r>
         <w:br/>
@@ -2916,7 +3103,7 @@
         <w:rPr>
           <w:rStyle w:val="VerbatimChar"/>
         </w:rPr>
-        <w:t xml:space="preserve">       ┌─────────────┐  ┌─────────────┐  ┌─────────┴────┐</w:t>
+        <w:t xml:space="preserve"> ┌─────────────┐ ┌─────────────┐ ┌────────────┐    │ ┌────────────┐</w:t>
       </w:r>
       <w:r>
         <w:br/>
@@ -2925,7 +3112,7 @@
         <w:rPr>
           <w:rStyle w:val="VerbatimChar"/>
         </w:rPr>
-        <w:t xml:space="preserve">       │  suspended  │  │ pending_    │  │  inactive    │</w:t>
+        <w:t xml:space="preserve"> │  suspended  │ │ pending_    │ │  vacated   │    │ │  inactive  │</w:t>
       </w:r>
       <w:r>
         <w:br/>
@@ -2934,7 +3121,7 @@
         <w:rPr>
           <w:rStyle w:val="VerbatimChar"/>
         </w:rPr>
-        <w:t xml:space="preserve">       │             │  │ removal     │  │              │</w:t>
+        <w:t xml:space="preserve"> │             │ │ removal     │ │ (P3, selbst│    │ │ (T9, Cron) │</w:t>
       </w:r>
       <w:r>
         <w:br/>
@@ -2943,7 +3130,7 @@
         <w:rPr>
           <w:rStyle w:val="VerbatimChar"/>
         </w:rPr>
-        <w:t xml:space="preserve">       └──────┬──────┘  └──────┬──────┘  └──────────────┘</w:t>
+        <w:t xml:space="preserve"> └──────┬──────┘ └──────┬──────┘ └────────────┘    │ └────────────┘</w:t>
       </w:r>
       <w:r>
         <w:br/>
@@ -2952,7 +3139,7 @@
         <w:rPr>
           <w:rStyle w:val="VerbatimChar"/>
         </w:rPr>
-        <w:t xml:space="preserve">              │                │</w:t>
+        <w:t xml:space="preserve">        │               │                          │</w:t>
       </w:r>
       <w:r>
         <w:br/>
@@ -2961,7 +3148,7 @@
         <w:rPr>
           <w:rStyle w:val="VerbatimChar"/>
         </w:rPr>
-        <w:t xml:space="preserve">              │ Aufhebung      │ Annullierung</w:t>
+        <w:t xml:space="preserve">        │ Aufhebung     │ Annullierung             │</w:t>
       </w:r>
       <w:r>
         <w:br/>
@@ -2970,7 +3157,7 @@
         <w:rPr>
           <w:rStyle w:val="VerbatimChar"/>
         </w:rPr>
-        <w:t xml:space="preserve">              └────────────────┴────────────┐</w:t>
+        <w:t xml:space="preserve">        └───────────────┴──────────────────────────┘</w:t>
       </w:r>
       <w:r>
         <w:br/>
@@ -2979,7 +3166,7 @@
         <w:rPr>
           <w:rStyle w:val="VerbatimChar"/>
         </w:rPr>
-        <w:t xml:space="preserve">                               │            │</w:t>
+        <w:t xml:space="preserve">                        │</w:t>
       </w:r>
       <w:r>
         <w:br/>
@@ -2988,7 +3175,7 @@
         <w:rPr>
           <w:rStyle w:val="VerbatimChar"/>
         </w:rPr>
-        <w:t xml:space="preserve">                               ▼ (Tag+7)    ▼</w:t>
+        <w:t xml:space="preserve">                        ▼ (Tag+7)</w:t>
       </w:r>
       <w:r>
         <w:br/>
@@ -2997,7 +3184,7 @@
         <w:rPr>
           <w:rStyle w:val="VerbatimChar"/>
         </w:rPr>
-        <w:t xml:space="preserve">                        ┌──────────────┐</w:t>
+        <w:t xml:space="preserve">                 ┌──────────────┐</w:t>
       </w:r>
       <w:r>
         <w:br/>
@@ -3006,7 +3193,7 @@
         <w:rPr>
           <w:rStyle w:val="VerbatimChar"/>
         </w:rPr>
-        <w:t xml:space="preserve">                        │   inactive   │</w:t>
+        <w:t xml:space="preserve">                 │   removed    │</w:t>
       </w:r>
       <w:r>
         <w:br/>
@@ -3015,7 +3202,7 @@
         <w:rPr>
           <w:rStyle w:val="VerbatimChar"/>
         </w:rPr>
-        <w:t xml:space="preserve">                        └──────────────┘</w:t>
+        <w:t xml:space="preserve">                 └──────────────┘</w:t>
       </w:r>
     </w:p>
     <w:p>
@@ -3035,7 +3222,7 @@
         </w:numPr>
       </w:pPr>
       <w:r>
-        <w:t xml:space="preserve">Man kann</w:t>
+        <w:t xml:space="preserve">Man kann ein*e librarian</w:t>
       </w:r>
       <w:r>
         <w:t xml:space="preserve"> </w:t>
@@ -3051,7 +3238,34 @@
         <w:t xml:space="preserve"> </w:t>
       </w:r>
       <w:r>
-        <w:t xml:space="preserve">direkt von</w:t>
+        <w:t xml:space="preserve">mit einem einzigen Handgriff durch eine einseitige Entscheidung einer anderen coord ausschließen. Es muss über</w:t>
+      </w:r>
+      <w:r>
+        <w:t xml:space="preserve"> </w:t>
+      </w:r>
+      <w:r>
+        <w:rPr>
+          <w:rStyle w:val="VerbatimChar"/>
+        </w:rPr>
+        <w:t xml:space="preserve">pending_removal</w:t>
+      </w:r>
+      <w:r>
+        <w:t xml:space="preserve"> </w:t>
+      </w:r>
+      <w:r>
+        <w:t xml:space="preserve">gegangen werden und die Wartefrist abgewartet werden (oder die Person stuft sich selbst zurück).</w:t>
+      </w:r>
+    </w:p>
+    <w:p>
+      <w:pPr>
+        <w:pStyle w:val="Compact"/>
+        <w:numPr>
+          <w:ilvl w:val="0"/>
+          <w:numId w:val="1013"/>
+        </w:numPr>
+      </w:pPr>
+      <w:r>
+        <w:t xml:space="preserve">Man kann die eigene</w:t>
       </w:r>
       <w:r>
         <w:t xml:space="preserve"> </w:t>
@@ -3063,10 +3277,105 @@
         <w:t xml:space="preserve">active</w:t>
       </w:r>
       <w:r>
-        <w:t xml:space="preserve"> </w:t>
-      </w:r>
-      <w:r>
-        <w:t xml:space="preserve">zu</w:t>
+        <w:t xml:space="preserve">-Rolle</w:t>
+      </w:r>
+      <w:r>
+        <w:t xml:space="preserve"> </w:t>
+      </w:r>
+      <w:r>
+        <w:rPr>
+          <w:b/>
+          <w:bCs/>
+        </w:rPr>
+        <w:t xml:space="preserve">jederzeit</w:t>
+      </w:r>
+      <w:r>
+        <w:t xml:space="preserve"> </w:t>
+      </w:r>
+      <w:r>
+        <w:t xml:space="preserve">freiwillig abgeben (Selbstrückstufung, Recht P3): die Zeile wechselt zu</w:t>
+      </w:r>
+      <w:r>
+        <w:t xml:space="preserve"> </w:t>
+      </w:r>
+      <w:r>
+        <w:rPr>
+          <w:rStyle w:val="VerbatimChar"/>
+        </w:rPr>
+        <w:t xml:space="preserve">vacated</w:t>
+      </w:r>
+      <w:r>
+        <w:t xml:space="preserve">, sofort.</w:t>
+      </w:r>
+    </w:p>
+    <w:p>
+      <w:pPr>
+        <w:pStyle w:val="Compact"/>
+        <w:numPr>
+          <w:ilvl w:val="0"/>
+          <w:numId w:val="1013"/>
+        </w:numPr>
+      </w:pPr>
+      <w:r>
+        <w:rPr>
+          <w:rStyle w:val="VerbatimChar"/>
+        </w:rPr>
+        <w:t xml:space="preserve">suspended</w:t>
+      </w:r>
+      <w:r>
+        <w:t xml:space="preserve"> </w:t>
+      </w:r>
+      <w:r>
+        <w:t xml:space="preserve">hat</w:t>
+      </w:r>
+      <w:r>
+        <w:t xml:space="preserve"> </w:t>
+      </w:r>
+      <w:r>
+        <w:rPr>
+          <w:b/>
+          <w:bCs/>
+        </w:rPr>
+        <w:t xml:space="preserve">keine</w:t>
+      </w:r>
+      <w:r>
+        <w:t xml:space="preserve"> </w:t>
+      </w:r>
+      <w:r>
+        <w:t xml:space="preserve">maximale Dauer. Es ist keine Wartefrist vor dem Ausschluss, sondern eine konservative Maßnahme — sie dauert so lange wie die Beratung.</w:t>
+      </w:r>
+    </w:p>
+    <w:p>
+      <w:pPr>
+        <w:pStyle w:val="Compact"/>
+        <w:numPr>
+          <w:ilvl w:val="0"/>
+          <w:numId w:val="1013"/>
+        </w:numPr>
+      </w:pPr>
+      <w:r>
+        <w:t xml:space="preserve">Von einem geschlossenen Status (</w:t>
+      </w:r>
+      <w:r>
+        <w:rPr>
+          <w:rStyle w:val="VerbatimChar"/>
+        </w:rPr>
+        <w:t xml:space="preserve">vacated</w:t>
+      </w:r>
+      <w:r>
+        <w:t xml:space="preserve">,</w:t>
+      </w:r>
+      <w:r>
+        <w:t xml:space="preserve"> </w:t>
+      </w:r>
+      <w:r>
+        <w:rPr>
+          <w:rStyle w:val="VerbatimChar"/>
+        </w:rPr>
+        <w:t xml:space="preserve">removed</w:t>
+      </w:r>
+      <w:r>
+        <w:t xml:space="preserve">,</w:t>
       </w:r>
       <w:r>
         <w:t xml:space="preserve"> </w:t>
@@ -3078,53 +3387,23 @@
         <w:t xml:space="preserve">inactive</w:t>
       </w:r>
       <w:r>
-        <w:t xml:space="preserve"> </w:t>
-      </w:r>
-      <w:r>
-        <w:t xml:space="preserve">für ein*e librarian durch eine einseitige Entscheidung einer anderen coord wechseln. Es muss über</w:t>
-      </w:r>
-      <w:r>
-        <w:t xml:space="preserve"> </w:t>
-      </w:r>
-      <w:r>
-        <w:rPr>
-          <w:rStyle w:val="VerbatimChar"/>
-        </w:rPr>
-        <w:t xml:space="preserve">pending_removal</w:t>
-      </w:r>
-      <w:r>
-        <w:t xml:space="preserve"> </w:t>
-      </w:r>
-      <w:r>
-        <w:t xml:space="preserve">gegangen werden und die Wartefrist abgewartet werden (oder die Person stuft sich selbst zurück).</w:t>
-      </w:r>
-    </w:p>
-    <w:p>
-      <w:pPr>
-        <w:pStyle w:val="Compact"/>
-        <w:numPr>
-          <w:ilvl w:val="0"/>
-          <w:numId w:val="1013"/>
-        </w:numPr>
-      </w:pPr>
-      <w:r>
-        <w:t xml:space="preserve">Man kann</w:t>
-      </w:r>
-      <w:r>
-        <w:t xml:space="preserve"> </w:t>
-      </w:r>
-      <w:r>
-        <w:rPr>
-          <w:b/>
-          <w:bCs/>
-        </w:rPr>
-        <w:t xml:space="preserve">jederzeit</w:t>
-      </w:r>
-      <w:r>
-        <w:t xml:space="preserve"> </w:t>
-      </w:r>
-      <w:r>
-        <w:t xml:space="preserve">vom eigenen Status</w:t>
+        <w:t xml:space="preserve">) kehrt man</w:t>
+      </w:r>
+      <w:r>
+        <w:t xml:space="preserve"> </w:t>
+      </w:r>
+      <w:r>
+        <w:rPr>
+          <w:b/>
+          <w:bCs/>
+        </w:rPr>
+        <w:t xml:space="preserve">nicht</w:t>
+      </w:r>
+      <w:r>
+        <w:t xml:space="preserve"> </w:t>
+      </w:r>
+      <w:r>
+        <w:t xml:space="preserve">direkt zu</w:t>
       </w:r>
       <w:r>
         <w:t xml:space="preserve"> </w:t>
@@ -3139,117 +3418,7 @@
         <w:t xml:space="preserve"> </w:t>
       </w:r>
       <w:r>
-        <w:t xml:space="preserve">zu</w:t>
-      </w:r>
-      <w:r>
-        <w:t xml:space="preserve"> </w:t>
-      </w:r>
-      <w:r>
-        <w:rPr>
-          <w:rStyle w:val="VerbatimChar"/>
-        </w:rPr>
-        <w:t xml:space="preserve">inactive</w:t>
-      </w:r>
-      <w:r>
-        <w:t xml:space="preserve"> </w:t>
-      </w:r>
-      <w:r>
-        <w:t xml:space="preserve">wechseln (Selbstrückstufung, Recht P3).</w:t>
-      </w:r>
-    </w:p>
-    <w:p>
-      <w:pPr>
-        <w:pStyle w:val="Compact"/>
-        <w:numPr>
-          <w:ilvl w:val="0"/>
-          <w:numId w:val="1013"/>
-        </w:numPr>
-      </w:pPr>
-      <w:r>
-        <w:rPr>
-          <w:rStyle w:val="VerbatimChar"/>
-        </w:rPr>
-        <w:t xml:space="preserve">suspended</w:t>
-      </w:r>
-      <w:r>
-        <w:t xml:space="preserve"> </w:t>
-      </w:r>
-      <w:r>
-        <w:t xml:space="preserve">hat</w:t>
-      </w:r>
-      <w:r>
-        <w:t xml:space="preserve"> </w:t>
-      </w:r>
-      <w:r>
-        <w:rPr>
-          <w:b/>
-          <w:bCs/>
-        </w:rPr>
-        <w:t xml:space="preserve">keine</w:t>
-      </w:r>
-      <w:r>
-        <w:t xml:space="preserve"> </w:t>
-      </w:r>
-      <w:r>
-        <w:t xml:space="preserve">maximale Dauer. Es ist keine Wartefrist vor dem Ausschluss, sondern eine konservative Maßnahme — sie dauert so lange wie die Beratung.</w:t>
-      </w:r>
-    </w:p>
-    <w:p>
-      <w:pPr>
-        <w:pStyle w:val="Compact"/>
-        <w:numPr>
-          <w:ilvl w:val="0"/>
-          <w:numId w:val="1013"/>
-        </w:numPr>
-      </w:pPr>
-      <w:r>
-        <w:t xml:space="preserve">Von</w:t>
-      </w:r>
-      <w:r>
-        <w:t xml:space="preserve"> </w:t>
-      </w:r>
-      <w:r>
-        <w:rPr>
-          <w:rStyle w:val="VerbatimChar"/>
-        </w:rPr>
-        <w:t xml:space="preserve">inactive</w:t>
-      </w:r>
-      <w:r>
-        <w:t xml:space="preserve"> </w:t>
-      </w:r>
-      <w:r>
-        <w:t xml:space="preserve">kehrt man</w:t>
-      </w:r>
-      <w:r>
-        <w:t xml:space="preserve"> </w:t>
-      </w:r>
-      <w:r>
-        <w:rPr>
-          <w:b/>
-          <w:bCs/>
-        </w:rPr>
-        <w:t xml:space="preserve">nicht</w:t>
-      </w:r>
-      <w:r>
-        <w:t xml:space="preserve"> </w:t>
-      </w:r>
-      <w:r>
-        <w:t xml:space="preserve">zu</w:t>
-      </w:r>
-      <w:r>
-        <w:t xml:space="preserve"> </w:t>
-      </w:r>
-      <w:r>
-        <w:rPr>
-          <w:rStyle w:val="VerbatimChar"/>
-        </w:rPr>
-        <w:t xml:space="preserve">active</w:t>
-      </w:r>
-      <w:r>
-        <w:t xml:space="preserve"> </w:t>
-      </w:r>
-      <w:r>
-        <w:t xml:space="preserve">zurück. Um eine Person wieder aufzunehmen, wird eine neue Membership-Zeile erstellt. Die Geschichte bleibt erhalten.</w:t>
+        <w:t xml:space="preserve">zurück. Um eine Person wieder aufzunehmen, läuft der normale Ablauf — der die geschlossene Zeile reaktiviert oder eine neue erstellt. Die Geschichte bleibt erhalten.</w:t>
       </w:r>
     </w:p>
     <w:bookmarkEnd w:id="30"/>
@@ -6622,7 +6791,7 @@
         <w:rPr>
           <w:rStyle w:val="VerbatimChar"/>
         </w:rPr>
-        <w:t xml:space="preserve">status='pending'</w:t>
+        <w:t xml:space="preserve">status='pending_validation'</w:t>
       </w:r>
       <w:r>
         <w:t xml:space="preserve"> </w:t>
@@ -7261,13 +7430,43 @@
           <w:b/>
           <w:bCs/>
         </w:rPr>
-        <w:t xml:space="preserve">Die Multi-Membership</w:t>
-      </w:r>
-      <w:r>
-        <w:t xml:space="preserve"> </w:t>
-      </w:r>
-      <w:r>
-        <w:t xml:space="preserve">(§5.6). Sie denken, das sei unnötig komplex und es sollte nur eine Rolle pro Person pro Bibliothek geben. Das ist eine Datenmodellentscheidung, strukturgebender als es scheint. Mit den Entwickler*innen besprechen.</w:t>
+        <w:t xml:space="preserve">Die exklusive Rolle</w:t>
+      </w:r>
+      <w:r>
+        <w:t xml:space="preserve"> </w:t>
+      </w:r>
+      <w:r>
+        <w:t xml:space="preserve">(§5.6). Sie denken, eine Person sollte mehrere aktive Rollen in derselben Bibliothek haben können (etwa gleichzeitig</w:t>
+      </w:r>
+      <w:r>
+        <w:t xml:space="preserve"> </w:t>
+      </w:r>
+      <w:r>
+        <w:rPr>
+          <w:rStyle w:val="VerbatimChar"/>
+        </w:rPr>
+        <w:t xml:space="preserve">librarian</w:t>
+      </w:r>
+      <w:r>
+        <w:t xml:space="preserve"> </w:t>
+      </w:r>
+      <w:r>
+        <w:t xml:space="preserve">und</w:t>
+      </w:r>
+      <w:r>
+        <w:t xml:space="preserve"> </w:t>
+      </w:r>
+      <w:r>
+        <w:rPr>
+          <w:rStyle w:val="VerbatimChar"/>
+        </w:rPr>
+        <w:t xml:space="preserve">coordenador</w:t>
+      </w:r>
+      <w:r>
+        <w:t xml:space="preserve"> </w:t>
+      </w:r>
+      <w:r>
+        <w:t xml:space="preserve">sein). Das ist eine Datenmodellentscheidung, strukturgebender als es scheint — und sie wurde im Mai 2026 bereits in die andere Richtung entschieden. Mit den Entwickler*innen besprechen.</w:t>
       </w:r>
     </w:p>
     <w:p>
@@ -7848,22 +8047,44 @@
         <w:rPr>
           <w:rStyle w:val="VerbatimChar"/>
         </w:rPr>
+        <w:t xml:space="preserve">vacated</w:t>
+      </w:r>
+      <w:r>
+        <w:t xml:space="preserve"> </w:t>
+      </w:r>
+      <w:r>
+        <w:t xml:space="preserve">— der Status der</w:t>
+      </w:r>
+      <w:r>
+        <w:t xml:space="preserve"> </w:t>
+      </w:r>
+      <w:r>
+        <w:rPr>
+          <w:b/>
+          <w:bCs/>
+        </w:rPr>
+        <w:t xml:space="preserve">freiwillig abgegebenen</w:t>
+      </w:r>
+      <w:r>
+        <w:t xml:space="preserve"> </w:t>
+      </w:r>
+      <w:r>
+        <w:t xml:space="preserve">Rolle, verschieden vom</w:t>
+      </w:r>
+      <w:r>
+        <w:t xml:space="preserve"> </w:t>
+      </w:r>
+      <w:r>
+        <w:rPr>
+          <w:rStyle w:val="VerbatimChar"/>
+        </w:rPr>
         <w:t xml:space="preserve">inactive</w:t>
       </w:r>
       <w:r>
-        <w:t xml:space="preserve">.</w:t>
-      </w:r>
-    </w:p>
-    <w:p>
-      <w:pPr>
-        <w:pStyle w:val="Compact"/>
-        <w:numPr>
-          <w:ilvl w:val="0"/>
-          <w:numId w:val="1029"/>
-        </w:numPr>
-      </w:pPr>
-      <w:r>
-        <w:t xml:space="preserve">Falls du die Zielmitgliedschaft (</w:t>
+        <w:t xml:space="preserve"> </w:t>
+      </w:r>
+      <w:r>
+        <w:t xml:space="preserve">des verlassenen Kontos. Deine Zeile des niedrigeren Rangs (</w:t>
       </w:r>
       <w:r>
         <w:rPr>
@@ -7887,7 +8108,7 @@
         <w:t xml:space="preserve">librarian</w:t>
       </w:r>
       <w:r>
-        <w:t xml:space="preserve">) noch nicht hattest, wird sie als</w:t>
+        <w:t xml:space="preserve">, je nach gewählter Landung) wird reaktiviert, falls sie existierte — oder andernfalls als</w:t>
       </w:r>
       <w:r>
         <w:t xml:space="preserve"> </w:t>
@@ -7902,7 +8123,7 @@
         <w:t xml:space="preserve"> </w:t>
       </w:r>
       <w:r>
-        <w:t xml:space="preserve">angelegt.</w:t>
+        <w:t xml:space="preserve">erstellt.</w:t>
       </w:r>
     </w:p>
     <w:p>
@@ -8048,7 +8269,7 @@
         <w:rPr>
           <w:rStyle w:val="VerbatimChar"/>
         </w:rPr>
-        <w:t xml:space="preserve">inactive</w:t>
+        <w:t xml:space="preserve">vacated</w:t>
       </w:r>
       <w:r>
         <w:t xml:space="preserve">.</w:t>
@@ -8854,10 +9075,22 @@
         <w:rPr>
           <w:rStyle w:val="VerbatimChar"/>
         </w:rPr>
-        <w:t xml:space="preserve">inactive</w:t>
-      </w:r>
-      <w:r>
-        <w:t xml:space="preserve">.</w:t>
+        <w:t xml:space="preserve">removed</w:t>
+      </w:r>
+      <w:r>
+        <w:t xml:space="preserve">. Die Zeile des niedrigeren Rangs (geschlossen bei der Beförderung, vgl. exklusive Rolle §5.6) wird reaktiviert — oder eine</w:t>
+      </w:r>
+      <w:r>
+        <w:t xml:space="preserve"> </w:t>
+      </w:r>
+      <w:r>
+        <w:rPr>
+          <w:rStyle w:val="VerbatimChar"/>
+        </w:rPr>
+        <w:t xml:space="preserve">reader</w:t>
+      </w:r>
+      <w:r>
+        <w:t xml:space="preserve">-Zeile wird erstellt: die Person verlässt das Team, nicht die Bibliothek.</w:t>
       </w:r>
       <w:r>
         <w:t xml:space="preserve"> </w:t>
@@ -10105,7 +10338,7 @@
               <w:rPr>
                 <w:rStyle w:val="VerbatimChar"/>
               </w:rPr>
-              <w:t xml:space="preserve">inactive</w:t>
+              <w:t xml:space="preserve">removed</w:t>
             </w:r>
           </w:p>
         </w:tc>
@@ -10513,10 +10746,10 @@
         <w:rPr>
           <w:rStyle w:val="VerbatimChar"/>
         </w:rPr>
-        <w:t xml:space="preserve">inactive</w:t>
-      </w:r>
-      <w:r>
-        <w:t xml:space="preserve">. Wenn sie parallel eine</w:t>
+        <w:t xml:space="preserve">removed</w:t>
+      </w:r>
+      <w:r>
+        <w:t xml:space="preserve">. Ihre frühere</w:t>
       </w:r>
       <w:r>
         <w:t xml:space="preserve"> </w:t>
@@ -10528,7 +10761,7 @@
         <w:t xml:space="preserve">librarian</w:t>
       </w:r>
       <w:r>
-        <w:t xml:space="preserve">-Mitgliedschaft hatte, bleibt diese aktiv (und die Person „fällt zurück” auf</w:t>
+        <w:t xml:space="preserve">-Zeile — geschlossen bei ihrer Beförderung (exklusive Rolle, §5.6) — wird dann reaktiviert : die Person „fällt zurück” auf</w:t>
       </w:r>
       <w:r>
         <w:t xml:space="preserve"> </w:t>
@@ -10540,7 +10773,7 @@
         <w:t xml:space="preserve">librarian</w:t>
       </w:r>
       <w:r>
-        <w:t xml:space="preserve">). Andernfalls wird sie wieder einfache*r</w:t>
+        <w:t xml:space="preserve">. Hatte sie nie eine (Ankunft per kollegialem Sprung), wird sie wieder einfache*r</w:t>
       </w:r>
       <w:r>
         <w:t xml:space="preserve"> </w:t>
@@ -10999,7 +11232,7 @@
         <w:rPr>
           <w:rStyle w:val="VerbatimChar"/>
         </w:rPr>
-        <w:t xml:space="preserve">inactive</w:t>
+        <w:t xml:space="preserve">vacated</w:t>
       </w:r>
       <w:r>
         <w:t xml:space="preserve">, Kurzschluss der Wartefrist. Politisch ist das kohärent : das Recht P3 (Selbst-Rückstufung) ist bedingungslos.</w:t>
@@ -12390,7 +12623,7 @@
         <w:t xml:space="preserve">2. Politische Überprüfung</w:t>
       </w:r>
       <w:r>
-        <w:t xml:space="preserve">: Existiert das Kollektiv noch? Will es weiter bestehen? Wenn es Mitglieder gibt, die nur die technischen Funktionen haben fallen lassen, kann neues Staff durch Kooptation außerhalb des Workflows kooptiert werden.</w:t>
+        <w:t xml:space="preserve">: Existiert das Kollektiv noch? Will es weiter bestehen? Wenn es Mitglieder gibt, die nur die technischen Funktionen haben fallen lassen, kann eine Koordination wieder aufgebaut werden — über den kollegialen Ablauf, wie überall sonst.</w:t>
       </w:r>
     </w:p>
     <w:p>
@@ -12402,33 +12635,161 @@
           <w:b/>
           <w:bCs/>
         </w:rPr>
-        <w:t xml:space="preserve">3. Kooptation außerhalb des Workflows</w:t>
-      </w:r>
-      <w:r>
-        <w:t xml:space="preserve"> </w:t>
-      </w:r>
-      <w:r>
-        <w:t xml:space="preserve">durch die Netzwerk-Administrator</w:t>
+        <w:t xml:space="preserve">3. Wiederaufnahme über den kollegialen Ablauf</w:t>
+      </w:r>
+      <w:r>
+        <w:t xml:space="preserve"> </w:t>
       </w:r>
       <w:r>
         <w:rPr>
           <w:i/>
           <w:iCs/>
         </w:rPr>
-        <w:t xml:space="preserve">in, per direktem SQL oder über die UI (eine Netzwerk-Administrator</w:t>
-      </w:r>
-      <w:r>
-        <w:t xml:space="preserve">in hat das Recht, als Koordinator</w:t>
+        <w:t xml:space="preserve">(seit dem 01.09.2026 gibt es keine „Kooptation außerhalb des Workflows” mehr: die Direktbeförderungen sind stillgelegt, auch für die Netzwerk-Admin)</w:t>
+      </w:r>
+      <w:r>
+        <w:t xml:space="preserve">. Die Netzwerk-Administrator</w:t>
       </w:r>
       <w:r>
         <w:rPr>
           <w:i/>
           <w:iCs/>
         </w:rPr>
-        <w:t xml:space="preserve">in+ in jeder Bibliothek zu handeln, vgl. Kapitel 2). Die außerplanmäßige Kooptation muss im Audit-Log mit einer expliziten Begründung festgehalten werden: „Wiederaufnahme der Koordination nach Vakanz, nach Kontakt mit dem Kollektiv vom JJ/MM, durch Netzwerk-Administrator</w:t>
-      </w:r>
-      <w:r>
-        <w:t xml:space="preserve">in X”. Und — ein zentraler Doktrinpunkt —</w:t>
+        <w:t xml:space="preserve">in hat das Recht, in jeder Bibliothek</w:t>
+      </w:r>
+      <w:r>
+        <w:rPr>
+          <w:i/>
+          <w:iCs/>
+        </w:rPr>
+        <w:t xml:space="preserve"> </w:t>
+      </w:r>
+      <w:r>
+        <w:rPr>
+          <w:b/>
+          <w:bCs/>
+          <w:i/>
+          <w:iCs/>
+        </w:rPr>
+        <w:t xml:space="preserve">einen Koordinationsvorschlag einzureichen</w:t>
+      </w:r>
+      <w:r>
+        <w:rPr>
+          <w:i/>
+          <w:iCs/>
+        </w:rPr>
+        <w:t xml:space="preserve"> </w:t>
+      </w:r>
+      <w:r>
+        <w:rPr>
+          <w:i/>
+          <w:iCs/>
+        </w:rPr>
+        <w:t xml:space="preserve">(vgl. Kapitel 2). Bleibt ein</w:t>
+      </w:r>
+      <w:r>
+        <w:t xml:space="preserve">e aktive</w:t>
+      </w:r>
+      <w:r>
+        <w:rPr>
+          <w:i/>
+          <w:iCs/>
+        </w:rPr>
+        <w:t xml:space="preserve">r</w:t>
+      </w:r>
+      <w:r>
+        <w:rPr>
+          <w:i/>
+          <w:iCs/>
+        </w:rPr>
+        <w:t xml:space="preserve"> </w:t>
+      </w:r>
+      <w:r>
+        <w:rPr>
+          <w:rStyle w:val="VerbatimChar"/>
+          <w:i/>
+          <w:iCs/>
+        </w:rPr>
+        <w:t xml:space="preserve">librarian</w:t>
+      </w:r>
+      <w:r>
+        <w:rPr>
+          <w:i/>
+          <w:iCs/>
+        </w:rPr>
+        <w:t xml:space="preserve">, kann der Vorschlag sie</w:t>
+      </w:r>
+      <w:r>
+        <w:t xml:space="preserve">ihn betreffen. Bleiben nur aktive</w:t>
+      </w:r>
+      <w:r>
+        <w:t xml:space="preserve"> </w:t>
+      </w:r>
+      <w:r>
+        <w:rPr>
+          <w:rStyle w:val="VerbatimChar"/>
+        </w:rPr>
+        <w:t xml:space="preserve">reader</w:t>
+      </w:r>
+      <w:r>
+        <w:t xml:space="preserve">, ist der gangbare Weg der</w:t>
+      </w:r>
+      <w:r>
+        <w:t xml:space="preserve"> </w:t>
+      </w:r>
+      <w:r>
+        <w:rPr>
+          <w:b/>
+          <w:bCs/>
+        </w:rPr>
+        <w:t xml:space="preserve">kollegiale Sprung</w:t>
+      </w:r>
+      <w:r>
+        <w:t xml:space="preserve">: das lokale Kollektiv beschließt, die Einstellung zu aktivieren (</w:t>
+      </w:r>
+      <w:r>
+        <w:rPr>
+          <w:rStyle w:val="VerbatimChar"/>
+        </w:rPr>
+        <w:t xml:space="preserve">allow_direct_coordenador</w:t>
+      </w:r>
+      <w:r>
+        <w:t xml:space="preserve">), die Netzwerk-Admin reicht den Vorschlag für ein</w:t>
+      </w:r>
+      <w:r>
+        <w:rPr>
+          <w:i/>
+          <w:iCs/>
+        </w:rPr>
+        <w:t xml:space="preserve">e aktive</w:t>
+      </w:r>
+      <w:r>
+        <w:t xml:space="preserve">n reader ein, das Bootstrap-Quorum greift (1 Befürwortung, wenn das Team zu klein ist), und die Person</w:t>
+      </w:r>
+      <w:r>
+        <w:t xml:space="preserve"> </w:t>
+      </w:r>
+      <w:r>
+        <w:rPr>
+          <w:b/>
+          <w:bCs/>
+        </w:rPr>
+        <w:t xml:space="preserve">stimmt zu</w:t>
+      </w:r>
+      <w:r>
+        <w:t xml:space="preserve">. Nichts geschieht ohne das Kollektiv: der Vorschlag führt dessen Entscheidung aus, er ersetzt sie nicht. Die Aktion wird dokumentiert (Audit-Log +</w:t>
+      </w:r>
+      <w:r>
+        <w:t xml:space="preserve"> </w:t>
+      </w:r>
+      <w:r>
+        <w:rPr>
+          <w:rStyle w:val="VerbatimChar"/>
+        </w:rPr>
+        <w:t xml:space="preserve">cross_library_actions_log</w:t>
+      </w:r>
+      <w:r>
+        <w:t xml:space="preserve">), und — ein zentraler Doktrinpunkt —</w:t>
       </w:r>
       <w:r>
         <w:t xml:space="preserve"> </w:t>
@@ -16648,18 +17009,110 @@
               <w:pStyle w:val="Compact"/>
             </w:pPr>
             <w:r>
-              <w:t xml:space="preserve">Kooptation (T1, T2)</w:t>
-            </w:r>
-          </w:p>
-        </w:tc>
-        <w:tc>
-          <w:tcPr/>
-          <w:p>
-            <w:pPr>
-              <w:pStyle w:val="Compact"/>
-            </w:pPr>
-            <w:r>
-              <w:t xml:space="preserve">✅</w:t>
+              <w:t xml:space="preserve">Vorschlag eingereicht (Aufnahme oder Koordination)</w:t>
+            </w:r>
+          </w:p>
+        </w:tc>
+        <w:tc>
+          <w:tcPr/>
+          <w:p>
+            <w:pPr>
+              <w:pStyle w:val="Compact"/>
+            </w:pPr>
+            <w:r>
+              <w:t xml:space="preserve">—</w:t>
+            </w:r>
+          </w:p>
+        </w:tc>
+        <w:tc>
+          <w:tcPr/>
+          <w:p>
+            <w:pPr>
+              <w:pStyle w:val="Compact"/>
+            </w:pPr>
+            <w:r>
+              <w:t xml:space="preserve">✅ zu befürworten</w:t>
+            </w:r>
+          </w:p>
+        </w:tc>
+        <w:tc>
+          <w:tcPr/>
+          <w:p>
+            <w:pPr>
+              <w:pStyle w:val="Compact"/>
+            </w:pPr>
+            <w:r>
+              <w:t xml:space="preserve">—</w:t>
+            </w:r>
+          </w:p>
+        </w:tc>
+      </w:tr>
+      <w:tr>
+        <w:tc>
+          <w:tcPr/>
+          <w:p>
+            <w:pPr>
+              <w:pStyle w:val="Compact"/>
+            </w:pPr>
+            <w:r>
+              <w:t xml:space="preserve">Vorschlag bereit (Quorum erreicht)</w:t>
+            </w:r>
+          </w:p>
+        </w:tc>
+        <w:tc>
+          <w:tcPr/>
+          <w:p>
+            <w:pPr>
+              <w:pStyle w:val="Compact"/>
+            </w:pPr>
+            <w:r>
+              <w:t xml:space="preserve">✅ zur Zustimmung</w:t>
+            </w:r>
+          </w:p>
+        </w:tc>
+        <w:tc>
+          <w:tcPr/>
+          <w:p>
+            <w:pPr>
+              <w:pStyle w:val="Compact"/>
+            </w:pPr>
+            <w:r>
+              <w:t xml:space="preserve">—</w:t>
+            </w:r>
+          </w:p>
+        </w:tc>
+        <w:tc>
+          <w:tcPr/>
+          <w:p>
+            <w:pPr>
+              <w:pStyle w:val="Compact"/>
+            </w:pPr>
+            <w:r>
+              <w:t xml:space="preserve">—</w:t>
+            </w:r>
+          </w:p>
+        </w:tc>
+      </w:tr>
+      <w:tr>
+        <w:tc>
+          <w:tcPr/>
+          <w:p>
+            <w:pPr>
+              <w:pStyle w:val="Compact"/>
+            </w:pPr>
+            <w:r>
+              <w:t xml:space="preserve">Kooptation abgeschlossen (Zustimmung — T1, T2, T2b)</w:t>
+            </w:r>
+          </w:p>
+        </w:tc>
+        <w:tc>
+          <w:tcPr/>
+          <w:p>
+            <w:pPr>
+              <w:pStyle w:val="Compact"/>
+            </w:pPr>
+            <w:r>
+              <w:t xml:space="preserve">✅ Willkommen</w:t>
             </w:r>
           </w:p>
         </w:tc>
@@ -17305,6 +17758,79 @@
         </w:tc>
       </w:tr>
     </w:tbl>
+    <w:p>
+      <w:pPr>
+        <w:pStyle w:val="BodyText"/>
+      </w:pPr>
+      <w:r>
+        <w:t xml:space="preserve">Zwei Präzisierungen zu den Mails des Einladungsablaufs:</w:t>
+      </w:r>
+    </w:p>
+    <w:p>
+      <w:pPr>
+        <w:pStyle w:val="Compact"/>
+        <w:numPr>
+          <w:ilvl w:val="0"/>
+          <w:numId w:val="1061"/>
+        </w:numPr>
+      </w:pPr>
+      <w:r>
+        <w:rPr>
+          <w:b/>
+          <w:bCs/>
+        </w:rPr>
+        <w:t xml:space="preserve">Jemanden aufnehmen und jemandem die Koordination anvertrauen sind nicht derselbe Akt</w:t>
+      </w:r>
+      <w:r>
+        <w:t xml:space="preserve">: die Mails eines Koordinationsvorschlags haben eigene Texte, verschieden von denen der Aufnahme.</w:t>
+      </w:r>
+    </w:p>
+    <w:p>
+      <w:pPr>
+        <w:pStyle w:val="Compact"/>
+        <w:numPr>
+          <w:ilvl w:val="0"/>
+          <w:numId w:val="1061"/>
+        </w:numPr>
+      </w:pPr>
+      <w:r>
+        <w:rPr>
+          <w:b/>
+          <w:bCs/>
+        </w:rPr>
+        <w:t xml:space="preserve">Ein kollegialer Sprung sagt seinen Namen</w:t>
+      </w:r>
+      <w:r>
+        <w:t xml:space="preserve">: wenn ein Koordinationsvorschlag eine Person betrifft, die noch nicht Teammitglied ist (Sprung</w:t>
+      </w:r>
+      <w:r>
+        <w:t xml:space="preserve"> </w:t>
+      </w:r>
+      <w:r>
+        <w:rPr>
+          <w:rStyle w:val="VerbatimChar"/>
+        </w:rPr>
+        <w:t xml:space="preserve">reader</w:t>
+      </w:r>
+      <w:r>
+        <w:t xml:space="preserve"> </w:t>
+      </w:r>
+      <w:r>
+        <w:t xml:space="preserve">→</w:t>
+      </w:r>
+      <w:r>
+        <w:t xml:space="preserve"> </w:t>
+      </w:r>
+      <w:r>
+        <w:rPr>
+          <w:rStyle w:val="VerbatimChar"/>
+        </w:rPr>
+        <w:t xml:space="preserve">coordenador</w:t>
+      </w:r>
+      <w:r>
+        <w:t xml:space="preserve">, §5.3), verwenden die Vorschlags- und Zustimmungsmails eigene Intros, die das explizit sagen — Befürwortung wie Zustimmung geschehen in voller Kenntnis.</w:t>
+      </w:r>
+    </w:p>
     <w:bookmarkEnd w:id="149"/>
     <w:bookmarkStart w:id="150" w:name="der-ton-der-e-mails"/>
     <w:p>
@@ -17448,7 +17974,7 @@
         <w:pStyle w:val="Compact"/>
         <w:numPr>
           <w:ilvl w:val="0"/>
-          <w:numId w:val="1061"/>
+          <w:numId w:val="1062"/>
         </w:numPr>
       </w:pPr>
       <w:r>
@@ -17486,7 +18012,7 @@
         <w:pStyle w:val="Compact"/>
         <w:numPr>
           <w:ilvl w:val="0"/>
-          <w:numId w:val="1061"/>
+          <w:numId w:val="1062"/>
         </w:numPr>
       </w:pPr>
       <w:r>
@@ -17535,7 +18061,7 @@
         <w:pStyle w:val="Compact"/>
         <w:numPr>
           <w:ilvl w:val="0"/>
-          <w:numId w:val="1062"/>
+          <w:numId w:val="1063"/>
         </w:numPr>
       </w:pPr>
       <w:r>
@@ -17567,7 +18093,7 @@
         <w:pStyle w:val="Compact"/>
         <w:numPr>
           <w:ilvl w:val="0"/>
-          <w:numId w:val="1062"/>
+          <w:numId w:val="1063"/>
         </w:numPr>
       </w:pPr>
       <w:r>
@@ -18049,7 +18575,7 @@
         <w:pStyle w:val="Compact"/>
         <w:numPr>
           <w:ilvl w:val="0"/>
-          <w:numId w:val="1063"/>
+          <w:numId w:val="1064"/>
         </w:numPr>
       </w:pPr>
       <w:r>
@@ -18086,7 +18612,7 @@
         <w:pStyle w:val="Compact"/>
         <w:numPr>
           <w:ilvl w:val="0"/>
-          <w:numId w:val="1063"/>
+          <w:numId w:val="1064"/>
         </w:numPr>
       </w:pPr>
       <w:r>
@@ -18113,7 +18639,7 @@
         <w:pStyle w:val="Compact"/>
         <w:numPr>
           <w:ilvl w:val="0"/>
-          <w:numId w:val="1063"/>
+          <w:numId w:val="1064"/>
         </w:numPr>
       </w:pPr>
       <w:r>
@@ -18146,35 +18672,80 @@
         <w:t xml:space="preserve">librarian</w:t>
       </w:r>
       <w:r>
+        <w:t xml:space="preserve">. Feld „Begründung”: „Beschluss der AG vom 04/05” (Doktrin 1, strenge Erwartung). Bestätigt: der</w:t>
+      </w:r>
+      <w:r>
+        <w:t xml:space="preserve"> </w:t>
+      </w:r>
+      <w:r>
+        <w:rPr>
+          <w:b/>
+          <w:bCs/>
+        </w:rPr>
+        <w:t xml:space="preserve">Vorschlag</w:t>
+      </w:r>
+      <w:r>
+        <w:t xml:space="preserve"> </w:t>
+      </w:r>
+      <w:r>
+        <w:t xml:space="preserve">ist eingereicht.</w:t>
+      </w:r>
+    </w:p>
+    <w:p>
+      <w:pPr>
+        <w:pStyle w:val="Compact"/>
+        <w:numPr>
+          <w:ilvl w:val="0"/>
+          <w:numId w:val="1064"/>
+        </w:numPr>
+      </w:pPr>
+      <w:r>
+        <w:t xml:space="preserve">Lucy (andere Koordinatorin) erhält die Befürwortungs-Mail und</w:t>
+      </w:r>
+      <w:r>
+        <w:t xml:space="preserve"> </w:t>
+      </w:r>
+      <w:r>
+        <w:rPr>
+          <w:b/>
+          <w:bCs/>
+        </w:rPr>
+        <w:t xml:space="preserve">ratifiziert</w:t>
+      </w:r>
+      <w:r>
+        <w:t xml:space="preserve"> </w:t>
+      </w:r>
+      <w:r>
+        <w:t xml:space="preserve">den Vorschlag — ein zweiter Blick, keine Formalität.</w:t>
+      </w:r>
+    </w:p>
+    <w:p>
+      <w:pPr>
+        <w:pStyle w:val="Compact"/>
+        <w:numPr>
+          <w:ilvl w:val="0"/>
+          <w:numId w:val="1064"/>
+        </w:numPr>
+      </w:pPr>
+      <w:r>
+        <w:t xml:space="preserve">Voltairine erhält eine E-Mail: eine Einladung, dem Team beizutreten, wartet in ihrem Konto. Sie</w:t>
+      </w:r>
+      <w:r>
+        <w:t xml:space="preserve"> </w:t>
+      </w:r>
+      <w:r>
+        <w:rPr>
+          <w:b/>
+          <w:bCs/>
+        </w:rPr>
+        <w:t xml:space="preserve">stimmt zu</w:t>
+      </w:r>
+      <w:r>
         <w:t xml:space="preserve">.</w:t>
       </w:r>
     </w:p>
     <w:p>
       <w:pPr>
-        <w:pStyle w:val="Compact"/>
-        <w:numPr>
-          <w:ilvl w:val="0"/>
-          <w:numId w:val="1063"/>
-        </w:numPr>
-      </w:pPr>
-      <w:r>
-        <w:t xml:space="preserve">Feld „Begründung”: „Beschluss der AG vom 04/05” (Doktrin 1, strenge Erwartung).</w:t>
-      </w:r>
-    </w:p>
-    <w:p>
-      <w:pPr>
-        <w:pStyle w:val="Compact"/>
-        <w:numPr>
-          <w:ilvl w:val="0"/>
-          <w:numId w:val="1063"/>
-        </w:numPr>
-      </w:pPr>
-      <w:r>
-        <w:t xml:space="preserve">Bestätigt.</w:t>
-      </w:r>
-    </w:p>
-    <w:p>
-      <w:pPr>
         <w:pStyle w:val="FirstParagraph"/>
       </w:pPr>
       <w:r>
@@ -18182,39 +18753,63 @@
           <w:b/>
           <w:bCs/>
         </w:rPr>
-        <w:t xml:space="preserve">Sofortige Wirkung.</w:t>
-      </w:r>
-    </w:p>
-    <w:p>
-      <w:pPr>
-        <w:pStyle w:val="Compact"/>
-        <w:numPr>
-          <w:ilvl w:val="0"/>
-          <w:numId w:val="1064"/>
-        </w:numPr>
-      </w:pPr>
-      <w:r>
-        <w:t xml:space="preserve">Voltairine erhält eine E-Mail: „Hallo Voltairine, du wurdest von Emma G. als librarian der BLMF ernannt aufgrund von: „Beschluss der AG vom 04/05”. Deine neuen Rechte sind aktiv. Willkommen im Team.”</w:t>
-      </w:r>
-    </w:p>
-    <w:p>
-      <w:pPr>
-        <w:pStyle w:val="Compact"/>
-        <w:numPr>
-          <w:ilvl w:val="0"/>
-          <w:numId w:val="1064"/>
-        </w:numPr>
-      </w:pPr>
-      <w:r>
-        <w:t xml:space="preserve">Die anderen aktiven Koordinator*innen der BLMF (Lucy und Piotr) erhalten eine Informations-E-Mail.</w:t>
-      </w:r>
-    </w:p>
-    <w:p>
-      <w:pPr>
-        <w:pStyle w:val="Compact"/>
-        <w:numPr>
-          <w:ilvl w:val="0"/>
-          <w:numId w:val="1064"/>
+        <w:t xml:space="preserve">Wirkung bei der Zustimmung.</w:t>
+      </w:r>
+    </w:p>
+    <w:p>
+      <w:pPr>
+        <w:pStyle w:val="Compact"/>
+        <w:numPr>
+          <w:ilvl w:val="0"/>
+          <w:numId w:val="1065"/>
+        </w:numPr>
+      </w:pPr>
+      <w:r>
+        <w:t xml:space="preserve">Voltairines</w:t>
+      </w:r>
+      <w:r>
+        <w:t xml:space="preserve"> </w:t>
+      </w:r>
+      <w:r>
+        <w:rPr>
+          <w:rStyle w:val="VerbatimChar"/>
+        </w:rPr>
+        <w:t xml:space="preserve">librarian</w:t>
+      </w:r>
+      <w:r>
+        <w:t xml:space="preserve">-Zeile wird aktiv; ihre</w:t>
+      </w:r>
+      <w:r>
+        <w:t xml:space="preserve"> </w:t>
+      </w:r>
+      <w:r>
+        <w:rPr>
+          <w:rStyle w:val="VerbatimChar"/>
+        </w:rPr>
+        <w:t xml:space="preserve">reader</w:t>
+      </w:r>
+      <w:r>
+        <w:t xml:space="preserve">-Zeile schließt sich (exklusive Rolle, §5.6).</w:t>
+      </w:r>
+    </w:p>
+    <w:p>
+      <w:pPr>
+        <w:pStyle w:val="Compact"/>
+        <w:numPr>
+          <w:ilvl w:val="0"/>
+          <w:numId w:val="1065"/>
+        </w:numPr>
+      </w:pPr>
+      <w:r>
+        <w:t xml:space="preserve">Voltairine erhält eine Willkommens-Mail; die aktiven Koordinator*innen der BLMF (Emma, Lucy, Piotr) erhalten eine Informations-E-Mail.</w:t>
+      </w:r>
+    </w:p>
+    <w:p>
+      <w:pPr>
+        <w:pStyle w:val="Compact"/>
+        <w:numPr>
+          <w:ilvl w:val="0"/>
+          <w:numId w:val="1065"/>
         </w:numPr>
       </w:pPr>
       <w:r>
@@ -18227,7 +18822,56 @@
         <w:rPr>
           <w:rStyle w:val="VerbatimChar"/>
         </w:rPr>
-        <w:t xml:space="preserve">2026-05-05 14:30 — Emma G. hat Voltairine d.C. zur librarian befördert (Begründung: Beschluss der AG vom 04/05)</w:t>
+        <w:t xml:space="preserve">promoted_to_librarian</w:t>
+      </w:r>
+      <w:r>
+        <w:t xml:space="preserve">, mit Vorschlag, Befürwortung und Zustimmung nachvollziehbar.</w:t>
+      </w:r>
+    </w:p>
+    <w:p>
+      <w:pPr>
+        <w:pStyle w:val="FirstParagraph"/>
+      </w:pPr>
+      <w:r>
+        <w:rPr>
+          <w:b/>
+          <w:bCs/>
+        </w:rPr>
+        <w:t xml:space="preserve">Kommentar.</w:t>
+      </w:r>
+    </w:p>
+    <w:p>
+      <w:pPr>
+        <w:pStyle w:val="BodyText"/>
+      </w:pPr>
+      <w:r>
+        <w:t xml:space="preserve">Einfachster Fall. Das SIGB führt die Entscheidung des Kollektivs ordnungsgemäß aus, in drei Schritten: Emma schlägt vor, Lucy befürwortet, Voltairine stimmt zu. Niemand hat allein entschieden — und Voltairine tritt dem Team nur bei, weil sie es</w:t>
+      </w:r>
+      <w:r>
+        <w:t xml:space="preserve"> </w:t>
+      </w:r>
+      <w:r>
+        <w:rPr>
+          <w:b/>
+          <w:bCs/>
+        </w:rPr>
+        <w:t xml:space="preserve">gesagt</w:t>
+      </w:r>
+      <w:r>
+        <w:t xml:space="preserve"> </w:t>
+      </w:r>
+      <w:r>
+        <w:t xml:space="preserve">hat, in der Software wie in der AG</w:t>
+      </w:r>
+      <w:r>
+        <w:t xml:space="preserve"> </w:t>
+      </w:r>
+      <w:r>
+        <w:rPr>
+          <w:i/>
+          <w:iCs/>
+        </w:rPr>
+        <w:t xml:space="preserve">(Umbau vom 01.09.2026: vor diesem Datum war die Beförderung direkt und sofort)</w:t>
       </w:r>
       <w:r>
         <w:t xml:space="preserve">.</w:t>
@@ -18235,29 +18879,9 @@
     </w:p>
     <w:p>
       <w:pPr>
-        <w:pStyle w:val="FirstParagraph"/>
-      </w:pPr>
-      <w:r>
-        <w:rPr>
-          <w:b/>
-          <w:bCs/>
-        </w:rPr>
-        <w:t xml:space="preserve">Kommentar.</w:t>
-      </w:r>
-    </w:p>
-    <w:p>
-      <w:pPr>
         <w:pStyle w:val="BodyText"/>
       </w:pPr>
       <w:r>
-        <w:t xml:space="preserve">Einfachster Fall. Das SIGB führt die Entscheidung des Kollektivs ordnungsgemäß aus. Emma hat politisch nichts entschieden — sie hat geklickt, um auszuführen, was außerhalb der Software entschieden wurde.</w:t>
-      </w:r>
-    </w:p>
-    <w:p>
-      <w:pPr>
-        <w:pStyle w:val="BodyText"/>
-      </w:pPr>
-      <w:r>
         <w:rPr>
           <w:b/>
           <w:bCs/>
@@ -18268,7 +18892,7 @@
         <w:t xml:space="preserve"> </w:t>
       </w:r>
       <w:r>
-        <w:t xml:space="preserve">überprüfen, ob die AG wirklich stattgefunden hat, ob die Entscheidung wirklich getroffen wurde, ob Voltairine wirklich einverstanden ist. Diese Dinge liegen</w:t>
+        <w:t xml:space="preserve">überprüfen, ob die AG wirklich stattgefunden hat, noch ob die Entscheidung wirklich getroffen wurde. Diese Dinge bleiben</w:t>
       </w:r>
       <w:r>
         <w:t xml:space="preserve"> </w:t>
@@ -18281,7 +18905,7 @@
         <w:t xml:space="preserve">außerhalb der Software</w:t>
       </w:r>
       <w:r>
-        <w:t xml:space="preserve">. Wenn Emma über die AG gelogen hätte, hätte das SIGB nichts gesehen. Die politische Kultur der BLMF ist das, was diese Lüge verhindert (und das Log macht sie im Nachhinein nachvollziehbar).</w:t>
+        <w:t xml:space="preserve">. Wenn Emma über die AG gelogen hätte, hätte Lucy die Lüge befürworten und Voltairine sie annehmen müssen — der Ablauf macht Betrug teuer, er macht die politische Kultur nicht überflüssig.</w:t>
       </w:r>
     </w:p>
     <w:bookmarkEnd w:id="157"/>
@@ -18329,7 +18953,7 @@
         <w:pStyle w:val="Compact"/>
         <w:numPr>
           <w:ilvl w:val="0"/>
-          <w:numId w:val="1065"/>
+          <w:numId w:val="1066"/>
         </w:numPr>
       </w:pPr>
       <w:r>
@@ -18366,7 +18990,7 @@
         <w:pStyle w:val="Compact"/>
         <w:numPr>
           <w:ilvl w:val="0"/>
-          <w:numId w:val="1065"/>
+          <w:numId w:val="1066"/>
         </w:numPr>
       </w:pPr>
       <w:r>
@@ -18403,7 +19027,7 @@
         <w:pStyle w:val="Compact"/>
         <w:numPr>
           <w:ilvl w:val="0"/>
-          <w:numId w:val="1065"/>
+          <w:numId w:val="1066"/>
         </w:numPr>
       </w:pPr>
       <w:r>
@@ -18415,7 +19039,7 @@
         <w:pStyle w:val="Compact"/>
         <w:numPr>
           <w:ilvl w:val="0"/>
-          <w:numId w:val="1065"/>
+          <w:numId w:val="1066"/>
         </w:numPr>
       </w:pPr>
       <w:r>
@@ -18427,7 +19051,7 @@
         <w:pStyle w:val="Compact"/>
         <w:numPr>
           <w:ilvl w:val="0"/>
-          <w:numId w:val="1065"/>
+          <w:numId w:val="1066"/>
         </w:numPr>
       </w:pPr>
       <w:r>
@@ -18451,7 +19075,7 @@
         <w:pStyle w:val="Compact"/>
         <w:numPr>
           <w:ilvl w:val="0"/>
-          <w:numId w:val="1066"/>
+          <w:numId w:val="1067"/>
         </w:numPr>
       </w:pPr>
       <w:r>
@@ -18476,18 +19100,21 @@
         <w:rPr>
           <w:rStyle w:val="VerbatimChar"/>
         </w:rPr>
-        <w:t xml:space="preserve">inactive</w:t>
-      </w:r>
-      <w:r>
-        <w:t xml:space="preserve">.</w:t>
-      </w:r>
-    </w:p>
-    <w:p>
-      <w:pPr>
-        <w:pStyle w:val="Compact"/>
-        <w:numPr>
-          <w:ilvl w:val="0"/>
-          <w:numId w:val="1066"/>
+        <w:t xml:space="preserve">vacated</w:t>
+      </w:r>
+      <w:r>
+        <w:t xml:space="preserve"> </w:t>
+      </w:r>
+      <w:r>
+        <w:t xml:space="preserve">(freiwillig abgegebene Rolle).</w:t>
+      </w:r>
+    </w:p>
+    <w:p>
+      <w:pPr>
+        <w:pStyle w:val="Compact"/>
+        <w:numPr>
+          <w:ilvl w:val="0"/>
+          <w:numId w:val="1067"/>
         </w:numPr>
       </w:pPr>
       <w:r>
@@ -18503,27 +19130,15 @@
         <w:t xml:space="preserve">librarian</w:t>
       </w:r>
       <w:r>
-        <w:t xml:space="preserve">-Mitgliedschaft (die parallel bestand) bleibt</w:t>
-      </w:r>
-      <w:r>
-        <w:t xml:space="preserve"> </w:t>
-      </w:r>
-      <w:r>
-        <w:rPr>
-          <w:rStyle w:val="VerbatimChar"/>
-        </w:rPr>
-        <w:t xml:space="preserve">active</w:t>
-      </w:r>
-      <w:r>
-        <w:t xml:space="preserve">.</w:t>
-      </w:r>
-    </w:p>
-    <w:p>
-      <w:pPr>
-        <w:pStyle w:val="Compact"/>
-        <w:numPr>
-          <w:ilvl w:val="0"/>
-          <w:numId w:val="1066"/>
+        <w:t xml:space="preserve">-Zeile — geschlossen bei ihrer Beförderung in die Koordination (exklusive Rolle, §5.6) — wird reaktiviert.</w:t>
+      </w:r>
+    </w:p>
+    <w:p>
+      <w:pPr>
+        <w:pStyle w:val="Compact"/>
+        <w:numPr>
+          <w:ilvl w:val="0"/>
+          <w:numId w:val="1067"/>
         </w:numPr>
       </w:pPr>
       <w:r>
@@ -18535,7 +19150,7 @@
         <w:pStyle w:val="Compact"/>
         <w:numPr>
           <w:ilvl w:val="0"/>
-          <w:numId w:val="1066"/>
+          <w:numId w:val="1067"/>
         </w:numPr>
       </w:pPr>
       <w:r>
@@ -18547,7 +19162,7 @@
         <w:pStyle w:val="Compact"/>
         <w:numPr>
           <w:ilvl w:val="0"/>
-          <w:numId w:val="1066"/>
+          <w:numId w:val="1067"/>
         </w:numPr>
       </w:pPr>
       <w:r>
@@ -18646,7 +19261,7 @@
         <w:pStyle w:val="Compact"/>
         <w:numPr>
           <w:ilvl w:val="0"/>
-          <w:numId w:val="1067"/>
+          <w:numId w:val="1068"/>
         </w:numPr>
       </w:pPr>
       <w:r>
@@ -18683,7 +19298,7 @@
         <w:pStyle w:val="Compact"/>
         <w:numPr>
           <w:ilvl w:val="0"/>
-          <w:numId w:val="1067"/>
+          <w:numId w:val="1068"/>
         </w:numPr>
       </w:pPr>
       <w:r>
@@ -18708,7 +19323,7 @@
         <w:pStyle w:val="Compact"/>
         <w:numPr>
           <w:ilvl w:val="0"/>
-          <w:numId w:val="1067"/>
+          <w:numId w:val="1068"/>
         </w:numPr>
       </w:pPr>
       <w:r>
@@ -18720,7 +19335,7 @@
         <w:pStyle w:val="Compact"/>
         <w:numPr>
           <w:ilvl w:val="0"/>
-          <w:numId w:val="1067"/>
+          <w:numId w:val="1068"/>
         </w:numPr>
       </w:pPr>
       <w:r>
@@ -18732,7 +19347,7 @@
         <w:pStyle w:val="Compact"/>
         <w:numPr>
           <w:ilvl w:val="0"/>
-          <w:numId w:val="1067"/>
+          <w:numId w:val="1068"/>
         </w:numPr>
       </w:pPr>
       <w:r>
@@ -18756,7 +19371,7 @@
         <w:pStyle w:val="Compact"/>
         <w:numPr>
           <w:ilvl w:val="0"/>
-          <w:numId w:val="1068"/>
+          <w:numId w:val="1069"/>
         </w:numPr>
       </w:pPr>
       <w:r>
@@ -18792,7 +19407,7 @@
         <w:pStyle w:val="Compact"/>
         <w:numPr>
           <w:ilvl w:val="0"/>
-          <w:numId w:val="1068"/>
+          <w:numId w:val="1069"/>
         </w:numPr>
       </w:pPr>
       <w:r>
@@ -18814,7 +19429,7 @@
         <w:pStyle w:val="Compact"/>
         <w:numPr>
           <w:ilvl w:val="0"/>
-          <w:numId w:val="1068"/>
+          <w:numId w:val="1069"/>
         </w:numPr>
       </w:pPr>
       <w:r>
@@ -18842,7 +19457,7 @@
         <w:pStyle w:val="Compact"/>
         <w:numPr>
           <w:ilvl w:val="0"/>
-          <w:numId w:val="1068"/>
+          <w:numId w:val="1069"/>
         </w:numPr>
       </w:pPr>
       <w:r>
@@ -18854,7 +19469,7 @@
         <w:pStyle w:val="Compact"/>
         <w:numPr>
           <w:ilvl w:val="0"/>
-          <w:numId w:val="1068"/>
+          <w:numId w:val="1069"/>
         </w:numPr>
       </w:pPr>
       <w:r>
@@ -18890,28 +19505,7 @@
         <w:pStyle w:val="Compact"/>
         <w:numPr>
           <w:ilvl w:val="0"/>
-          <w:numId w:val="1069"/>
-        </w:numPr>
-      </w:pPr>
-    </w:p>
-    <w:p>
-      <w:pPr>
-        <w:pStyle w:val="Compact"/>
-        <w:numPr>
-          <w:ilvl w:val="1"/>
           <w:numId w:val="1070"/>
-        </w:numPr>
-      </w:pPr>
-      <w:r>
-        <w:t xml:space="preserve">Mai um 9 Uhr: Lucy liest die E-Mail. Sie ist mit der Entscheidung einverstanden und greift nicht ein.</w:t>
-      </w:r>
-    </w:p>
-    <w:p>
-      <w:pPr>
-        <w:pStyle w:val="Compact"/>
-        <w:numPr>
-          <w:ilvl w:val="0"/>
-          <w:numId w:val="1069"/>
         </w:numPr>
       </w:pPr>
     </w:p>
@@ -18924,6 +19518,27 @@
         </w:numPr>
       </w:pPr>
       <w:r>
+        <w:t xml:space="preserve">Mai um 9 Uhr: Lucy liest die E-Mail. Sie ist mit der Entscheidung einverstanden und greift nicht ein.</w:t>
+      </w:r>
+    </w:p>
+    <w:p>
+      <w:pPr>
+        <w:pStyle w:val="Compact"/>
+        <w:numPr>
+          <w:ilvl w:val="0"/>
+          <w:numId w:val="1070"/>
+        </w:numPr>
+      </w:pPr>
+    </w:p>
+    <w:p>
+      <w:pPr>
+        <w:pStyle w:val="Compact"/>
+        <w:numPr>
+          <w:ilvl w:val="1"/>
+          <w:numId w:val="1072"/>
+        </w:numPr>
+      </w:pPr>
+      <w:r>
         <w:t xml:space="preserve">Mai: Emma hat einen Austausch mit Karl (der ihr schreibt, um sich zu erklären). Emma kommt zu dem Schluss, dass die Entscheidung gilt. Greift nicht ein.</w:t>
       </w:r>
     </w:p>
@@ -18932,7 +19547,7 @@
         <w:pStyle w:val="Compact"/>
         <w:numPr>
           <w:ilvl w:val="0"/>
-          <w:numId w:val="1069"/>
+          <w:numId w:val="1070"/>
         </w:numPr>
       </w:pPr>
       <w:r>
@@ -18944,7 +19559,7 @@
         <w:pStyle w:val="Compact"/>
         <w:numPr>
           <w:ilvl w:val="0"/>
-          <w:numId w:val="1069"/>
+          <w:numId w:val="1070"/>
         </w:numPr>
       </w:pPr>
       <w:r>
@@ -18979,7 +19594,55 @@
         <w:rPr>
           <w:rStyle w:val="VerbatimChar"/>
         </w:rPr>
-        <w:t xml:space="preserve">inactive</w:t>
+        <w:t xml:space="preserve">removed</w:t>
+      </w:r>
+      <w:r>
+        <w:t xml:space="preserve">; seine</w:t>
+      </w:r>
+      <w:r>
+        <w:t xml:space="preserve"> </w:t>
+      </w:r>
+      <w:r>
+        <w:rPr>
+          <w:rStyle w:val="VerbatimChar"/>
+        </w:rPr>
+        <w:t xml:space="preserve">reader</w:t>
+      </w:r>
+      <w:r>
+        <w:t xml:space="preserve">-Zeile wird reaktiviert (er verlässt das Team, nicht die Bibliothek).</w:t>
+      </w:r>
+    </w:p>
+    <w:p>
+      <w:pPr>
+        <w:pStyle w:val="Compact"/>
+        <w:numPr>
+          <w:ilvl w:val="0"/>
+          <w:numId w:val="1070"/>
+        </w:numPr>
+      </w:pPr>
+      <w:r>
+        <w:t xml:space="preserve">Abschließende E-Mail an Karl und an die Koordination.</w:t>
+      </w:r>
+    </w:p>
+    <w:p>
+      <w:pPr>
+        <w:pStyle w:val="Compact"/>
+        <w:numPr>
+          <w:ilvl w:val="0"/>
+          <w:numId w:val="1070"/>
+        </w:numPr>
+      </w:pPr>
+      <w:r>
+        <w:t xml:space="preserve">Audit-Log:</w:t>
+      </w:r>
+      <w:r>
+        <w:t xml:space="preserve"> </w:t>
+      </w:r>
+      <w:r>
+        <w:rPr>
+          <w:rStyle w:val="VerbatimChar"/>
+        </w:rPr>
+        <w:t xml:space="preserve">2026-05-12 — automatischer Wechsel zu inaktiv (Begründung: pending_removal abgelaufen, Cron) — actor: NULL</w:t>
       </w:r>
       <w:r>
         <w:t xml:space="preserve">.</w:t>
@@ -18987,35 +19650,51 @@
     </w:p>
     <w:p>
       <w:pPr>
-        <w:pStyle w:val="Compact"/>
-        <w:numPr>
-          <w:ilvl w:val="0"/>
-          <w:numId w:val="1069"/>
-        </w:numPr>
-      </w:pPr>
-      <w:r>
-        <w:t xml:space="preserve">Abschließende E-Mail an Karl und an die Koordination.</w:t>
-      </w:r>
-    </w:p>
-    <w:p>
-      <w:pPr>
-        <w:pStyle w:val="Compact"/>
-        <w:numPr>
-          <w:ilvl w:val="0"/>
-          <w:numId w:val="1069"/>
-        </w:numPr>
-      </w:pPr>
-      <w:r>
-        <w:t xml:space="preserve">Audit-Log:</w:t>
-      </w:r>
-      <w:r>
-        <w:t xml:space="preserve"> </w:t>
-      </w:r>
-      <w:r>
-        <w:rPr>
-          <w:rStyle w:val="VerbatimChar"/>
-        </w:rPr>
-        <w:t xml:space="preserve">2026-05-12 — automatischer Wechsel zu inaktiv (Begründung: pending_removal abgelaufen, Cron) — actor: NULL</w:t>
+        <w:pStyle w:val="FirstParagraph"/>
+      </w:pPr>
+      <w:r>
+        <w:rPr>
+          <w:b/>
+          <w:bCs/>
+        </w:rPr>
+        <w:t xml:space="preserve">Kommentar.</w:t>
+      </w:r>
+    </w:p>
+    <w:p>
+      <w:pPr>
+        <w:pStyle w:val="BodyText"/>
+      </w:pPr>
+      <w:r>
+        <w:t xml:space="preserve">Dies ist der Fall des kollektiven Ausschlusses. Drei politisch zu beachtende Punkte:</w:t>
+      </w:r>
+    </w:p>
+    <w:p>
+      <w:pPr>
+        <w:pStyle w:val="Compact"/>
+        <w:numPr>
+          <w:ilvl w:val="0"/>
+          <w:numId w:val="1073"/>
+        </w:numPr>
+      </w:pPr>
+      <w:r>
+        <w:rPr>
+          <w:b/>
+          <w:bCs/>
+        </w:rPr>
+        <w:t xml:space="preserve">Die Säumnis hat als mögliche Sicherung funktioniert</w:t>
+      </w:r>
+      <w:r>
+        <w:t xml:space="preserve">, ohne genutzt zu werden. Lucy und Emma hätten abbrechen können; sie haben es nicht getan. Die Tatsache, dass niemand abgebrochen hat, ist selbst eine</w:t>
+      </w:r>
+      <w:r>
+        <w:t xml:space="preserve"> </w:t>
+      </w:r>
+      <w:r>
+        <w:rPr>
+          <w:b/>
+          <w:bCs/>
+        </w:rPr>
+        <w:t xml:space="preserve">implizite Beratung</w:t>
       </w:r>
       <w:r>
         <w:t xml:space="preserve">.</w:t>
@@ -19023,62 +19702,10 @@
     </w:p>
     <w:p>
       <w:pPr>
-        <w:pStyle w:val="FirstParagraph"/>
-      </w:pPr>
-      <w:r>
-        <w:rPr>
-          <w:b/>
-          <w:bCs/>
-        </w:rPr>
-        <w:t xml:space="preserve">Kommentar.</w:t>
-      </w:r>
-    </w:p>
-    <w:p>
-      <w:pPr>
-        <w:pStyle w:val="BodyText"/>
-      </w:pPr>
-      <w:r>
-        <w:t xml:space="preserve">Dies ist der Fall des kollektiven Ausschlusses. Drei politisch zu beachtende Punkte:</w:t>
-      </w:r>
-    </w:p>
-    <w:p>
-      <w:pPr>
-        <w:pStyle w:val="Compact"/>
-        <w:numPr>
-          <w:ilvl w:val="0"/>
-          <w:numId w:val="1072"/>
-        </w:numPr>
-      </w:pPr>
-      <w:r>
-        <w:rPr>
-          <w:b/>
-          <w:bCs/>
-        </w:rPr>
-        <w:t xml:space="preserve">Die Säumnis hat als mögliche Sicherung funktioniert</w:t>
-      </w:r>
-      <w:r>
-        <w:t xml:space="preserve">, ohne genutzt zu werden. Lucy und Emma hätten abbrechen können; sie haben es nicht getan. Die Tatsache, dass niemand abgebrochen hat, ist selbst eine</w:t>
-      </w:r>
-      <w:r>
-        <w:t xml:space="preserve"> </w:t>
-      </w:r>
-      <w:r>
-        <w:rPr>
-          <w:b/>
-          <w:bCs/>
-        </w:rPr>
-        <w:t xml:space="preserve">implizite Beratung</w:t>
-      </w:r>
-      <w:r>
-        <w:t xml:space="preserve">.</w:t>
-      </w:r>
-    </w:p>
-    <w:p>
-      <w:pPr>
-        <w:pStyle w:val="Compact"/>
-        <w:numPr>
-          <w:ilvl w:val="0"/>
-          <w:numId w:val="1072"/>
+        <w:pStyle w:val="Compact"/>
+        <w:numPr>
+          <w:ilvl w:val="0"/>
+          <w:numId w:val="1073"/>
         </w:numPr>
       </w:pPr>
       <w:r>
@@ -19100,7 +19727,7 @@
         <w:pStyle w:val="Compact"/>
         <w:numPr>
           <w:ilvl w:val="0"/>
-          <w:numId w:val="1072"/>
+          <w:numId w:val="1073"/>
         </w:numPr>
       </w:pPr>
       <w:r>
@@ -19177,7 +19804,7 @@
         <w:pStyle w:val="Compact"/>
         <w:numPr>
           <w:ilvl w:val="0"/>
-          <w:numId w:val="1073"/>
+          <w:numId w:val="1074"/>
         </w:numPr>
       </w:pPr>
       <w:r>
@@ -19214,7 +19841,7 @@
         <w:pStyle w:val="Compact"/>
         <w:numPr>
           <w:ilvl w:val="0"/>
-          <w:numId w:val="1073"/>
+          <w:numId w:val="1074"/>
         </w:numPr>
       </w:pPr>
       <w:r>
@@ -19239,7 +19866,7 @@
         <w:pStyle w:val="Compact"/>
         <w:numPr>
           <w:ilvl w:val="0"/>
-          <w:numId w:val="1073"/>
+          <w:numId w:val="1074"/>
         </w:numPr>
       </w:pPr>
       <w:r>
@@ -19267,7 +19894,7 @@
         <w:pStyle w:val="Compact"/>
         <w:numPr>
           <w:ilvl w:val="0"/>
-          <w:numId w:val="1073"/>
+          <w:numId w:val="1074"/>
         </w:numPr>
       </w:pPr>
       <w:r>
@@ -19279,7 +19906,7 @@
         <w:pStyle w:val="Compact"/>
         <w:numPr>
           <w:ilvl w:val="0"/>
-          <w:numId w:val="1073"/>
+          <w:numId w:val="1074"/>
         </w:numPr>
       </w:pPr>
       <w:r>
@@ -19303,7 +19930,7 @@
         <w:pStyle w:val="Compact"/>
         <w:numPr>
           <w:ilvl w:val="0"/>
-          <w:numId w:val="1074"/>
+          <w:numId w:val="1075"/>
         </w:numPr>
       </w:pPr>
       <w:r>
@@ -19327,7 +19954,7 @@
         <w:pStyle w:val="Compact"/>
         <w:numPr>
           <w:ilvl w:val="0"/>
-          <w:numId w:val="1074"/>
+          <w:numId w:val="1075"/>
         </w:numPr>
       </w:pPr>
       <w:r>
@@ -19349,7 +19976,7 @@
         <w:pStyle w:val="Compact"/>
         <w:numPr>
           <w:ilvl w:val="0"/>
-          <w:numId w:val="1074"/>
+          <w:numId w:val="1075"/>
         </w:numPr>
       </w:pPr>
       <w:r>
@@ -19374,7 +20001,7 @@
         <w:pStyle w:val="Compact"/>
         <w:numPr>
           <w:ilvl w:val="0"/>
-          <w:numId w:val="1074"/>
+          <w:numId w:val="1075"/>
         </w:numPr>
       </w:pPr>
       <w:r>
@@ -19386,7 +20013,7 @@
         <w:pStyle w:val="Compact"/>
         <w:numPr>
           <w:ilvl w:val="0"/>
-          <w:numId w:val="1074"/>
+          <w:numId w:val="1075"/>
         </w:numPr>
       </w:pPr>
       <w:r>
@@ -19422,7 +20049,7 @@
         <w:pStyle w:val="Compact"/>
         <w:numPr>
           <w:ilvl w:val="0"/>
-          <w:numId w:val="1075"/>
+          <w:numId w:val="1076"/>
         </w:numPr>
       </w:pPr>
       <w:r>
@@ -19441,7 +20068,7 @@
         <w:pStyle w:val="Compact"/>
         <w:numPr>
           <w:ilvl w:val="0"/>
-          <w:numId w:val="1075"/>
+          <w:numId w:val="1076"/>
         </w:numPr>
       </w:pPr>
       <w:r>
@@ -19460,7 +20087,7 @@
         <w:pStyle w:val="Compact"/>
         <w:numPr>
           <w:ilvl w:val="0"/>
-          <w:numId w:val="1075"/>
+          <w:numId w:val="1076"/>
         </w:numPr>
       </w:pPr>
       <w:r>
@@ -19479,7 +20106,7 @@
         <w:pStyle w:val="Compact"/>
         <w:numPr>
           <w:ilvl w:val="0"/>
-          <w:numId w:val="1075"/>
+          <w:numId w:val="1076"/>
         </w:numPr>
       </w:pPr>
       <w:r>
@@ -19498,7 +20125,7 @@
         <w:pStyle w:val="Compact"/>
         <w:numPr>
           <w:ilvl w:val="0"/>
-          <w:numId w:val="1075"/>
+          <w:numId w:val="1076"/>
         </w:numPr>
       </w:pPr>
       <w:r>
@@ -19613,7 +20240,7 @@
         <w:pStyle w:val="Compact"/>
         <w:numPr>
           <w:ilvl w:val="0"/>
-          <w:numId w:val="1076"/>
+          <w:numId w:val="1077"/>
         </w:numPr>
       </w:pPr>
       <w:r>
@@ -19663,7 +20290,7 @@
         <w:pStyle w:val="Compact"/>
         <w:numPr>
           <w:ilvl w:val="0"/>
-          <w:numId w:val="1076"/>
+          <w:numId w:val="1077"/>
         </w:numPr>
       </w:pPr>
       <w:r>
@@ -19730,7 +20357,7 @@
         <w:pStyle w:val="Compact"/>
         <w:numPr>
           <w:ilvl w:val="0"/>
-          <w:numId w:val="1076"/>
+          <w:numId w:val="1077"/>
         </w:numPr>
       </w:pPr>
       <w:r>
@@ -19754,7 +20381,7 @@
         <w:pStyle w:val="Compact"/>
         <w:numPr>
           <w:ilvl w:val="0"/>
-          <w:numId w:val="1077"/>
+          <w:numId w:val="1078"/>
         </w:numPr>
       </w:pPr>
       <w:r>
@@ -19767,7 +20394,7 @@
         <w:rPr>
           <w:rStyle w:val="VerbatimChar"/>
         </w:rPr>
-        <w:t xml:space="preserve">inactive</w:t>
+        <w:t xml:space="preserve">vacated</w:t>
       </w:r>
       <w:r>
         <w:t xml:space="preserve">.</w:t>
@@ -19778,7 +20405,7 @@
         <w:pStyle w:val="Compact"/>
         <w:numPr>
           <w:ilvl w:val="0"/>
-          <w:numId w:val="1077"/>
+          <w:numId w:val="1078"/>
         </w:numPr>
       </w:pPr>
       <w:r>
@@ -19790,7 +20417,7 @@
         <w:pStyle w:val="Compact"/>
         <w:numPr>
           <w:ilvl w:val="0"/>
-          <w:numId w:val="1077"/>
+          <w:numId w:val="1078"/>
         </w:numPr>
       </w:pPr>
       <w:r>
@@ -19817,7 +20444,7 @@
         <w:pStyle w:val="Compact"/>
         <w:numPr>
           <w:ilvl w:val="0"/>
-          <w:numId w:val="1077"/>
+          <w:numId w:val="1078"/>
         </w:numPr>
       </w:pPr>
       <w:r>
@@ -19839,7 +20466,7 @@
         <w:pStyle w:val="Compact"/>
         <w:numPr>
           <w:ilvl w:val="0"/>
-          <w:numId w:val="1077"/>
+          <w:numId w:val="1078"/>
         </w:numPr>
       </w:pPr>
       <w:r>
@@ -19875,52 +20502,7 @@
         <w:pStyle w:val="Compact"/>
         <w:numPr>
           <w:ilvl w:val="0"/>
-          <w:numId w:val="1078"/>
-        </w:numPr>
-      </w:pPr>
-    </w:p>
-    <w:p>
-      <w:pPr>
-        <w:pStyle w:val="Compact"/>
-        <w:numPr>
-          <w:ilvl w:val="1"/>
           <w:numId w:val="1079"/>
-        </w:numPr>
-      </w:pPr>
-      <w:r>
-        <w:t xml:space="preserve">Mai: Xavier (Netzwerk-Administrator) nimmt Kontakt zu Voltairine und Friedrich auf, den verbleibenden aktiven</w:t>
-      </w:r>
-      <w:r>
-        <w:t xml:space="preserve"> </w:t>
-      </w:r>
-      <w:r>
-        <w:rPr>
-          <w:rStyle w:val="VerbatimChar"/>
-        </w:rPr>
-        <w:t xml:space="preserve">librarian</w:t>
-      </w:r>
-      <w:r>
-        <w:t xml:space="preserve">. Sie bestätigen, dass das BLMF-Kollektiv noch existiert und weiterarbeiten möchte.</w:t>
-      </w:r>
-    </w:p>
-    <w:p>
-      <w:pPr>
-        <w:pStyle w:val="Compact"/>
-        <w:numPr>
-          <w:ilvl w:val="0"/>
-          <w:numId w:val="1078"/>
-        </w:numPr>
-      </w:pPr>
-      <w:r>
-        <w:t xml:space="preserve">7.-15. Mai: interne Diskussion des BLMF-Kollektivs, das in der AG beschließt, Voltairine zur coordenadora zu kooptieren.</w:t>
-      </w:r>
-    </w:p>
-    <w:p>
-      <w:pPr>
-        <w:pStyle w:val="Compact"/>
-        <w:numPr>
-          <w:ilvl w:val="0"/>
-          <w:numId w:val="1078"/>
         </w:numPr>
       </w:pPr>
     </w:p>
@@ -19933,14 +20515,59 @@
         </w:numPr>
       </w:pPr>
       <w:r>
-        <w:t xml:space="preserve">Mai: Xavier (oder eine andere BLMF-Koordinator</w:t>
+        <w:t xml:space="preserve">Mai: Xavier (Netzwerk-Administrator) nimmt Kontakt zu Voltairine und Friedrich auf, den verbleibenden aktiven</w:t>
+      </w:r>
+      <w:r>
+        <w:t xml:space="preserve"> </w:t>
+      </w:r>
+      <w:r>
+        <w:rPr>
+          <w:rStyle w:val="VerbatimChar"/>
+        </w:rPr>
+        <w:t xml:space="preserve">librarian</w:t>
+      </w:r>
+      <w:r>
+        <w:t xml:space="preserve">. Sie bestätigen, dass das BLMF-Kollektiv noch existiert und weiterarbeiten möchte.</w:t>
+      </w:r>
+    </w:p>
+    <w:p>
+      <w:pPr>
+        <w:pStyle w:val="Compact"/>
+        <w:numPr>
+          <w:ilvl w:val="0"/>
+          <w:numId w:val="1079"/>
+        </w:numPr>
+      </w:pPr>
+      <w:r>
+        <w:t xml:space="preserve">7.-15. Mai: interne Diskussion des BLMF-Kollektivs, das in der AG beschließt, Voltairine zur coordenadora zu kooptieren.</w:t>
+      </w:r>
+    </w:p>
+    <w:p>
+      <w:pPr>
+        <w:pStyle w:val="Compact"/>
+        <w:numPr>
+          <w:ilvl w:val="0"/>
+          <w:numId w:val="1079"/>
+        </w:numPr>
+      </w:pPr>
+    </w:p>
+    <w:p>
+      <w:pPr>
+        <w:pStyle w:val="Compact"/>
+        <w:numPr>
+          <w:ilvl w:val="1"/>
+          <w:numId w:val="1081"/>
+        </w:numPr>
+      </w:pPr>
+      <w:r>
+        <w:t xml:space="preserve">Mai: Xavier, in seinem transversalen Recht (es gibt keine BLMF-Koordinator</w:t>
       </w:r>
       <w:r>
         <w:rPr>
           <w:i/>
           <w:iCs/>
         </w:rPr>
-        <w:t xml:space="preserve">in, die in diesem Fall nicht mehr existiert, also Xavier in seinem transversalen Recht) kooptiert Voltairine zur coordenadora.</w:t>
+        <w:t xml:space="preserve">in mehr, die es tun könnte),</w:t>
       </w:r>
       <w:r>
         <w:rPr>
@@ -19956,42 +20583,118 @@
           <w:i/>
           <w:iCs/>
         </w:rPr>
-        <w:t xml:space="preserve">Pflicht zur vorherigen Information</w:t>
+        <w:t xml:space="preserve">reicht den Koordinationsvorschlag</w:t>
       </w:r>
       <w:r>
         <w:rPr>
           <w:i/>
           <w:iCs/>
         </w:rPr>
-        <w:t xml:space="preserve">: Xavier hat Friedrich und Voltairine 2 Tage vorher geschrieben, um die Aktion anzukündigen. Einmal durchgeführt, wird die Aktion in</w:t>
+        <w:t xml:space="preserve"> </w:t>
       </w:r>
       <w:r>
         <w:rPr>
           <w:i/>
           <w:iCs/>
         </w:rPr>
-        <w:t xml:space="preserve"> </w:t>
-      </w:r>
-      <w:r>
-        <w:rPr>
-          <w:rStyle w:val="VerbatimChar"/>
+        <w:t xml:space="preserve">für Voltairine ein — aktive librarian, die T2-Voraussetzung ist erfüllt. Friedrich</w:t>
+      </w:r>
+      <w:r>
+        <w:rPr>
           <w:i/>
           <w:iCs/>
         </w:rPr>
-        <w:t xml:space="preserve">cross_library_actions_log</w:t>
-      </w:r>
-      <w:r>
-        <w:rPr>
+        <w:t xml:space="preserve"> </w:t>
+      </w:r>
+      <w:r>
+        <w:rPr>
+          <w:b/>
+          <w:bCs/>
           <w:i/>
           <w:iCs/>
         </w:rPr>
-        <w:t xml:space="preserve"> </w:t>
+        <w:t xml:space="preserve">befürwortet</w:t>
       </w:r>
       <w:r>
         <w:rPr>
           <w:i/>
           <w:iCs/>
         </w:rPr>
+        <w:t xml:space="preserve">, Voltairine</w:t>
+      </w:r>
+      <w:r>
+        <w:rPr>
+          <w:i/>
+          <w:iCs/>
+        </w:rPr>
+        <w:t xml:space="preserve"> </w:t>
+      </w:r>
+      <w:r>
+        <w:rPr>
+          <w:b/>
+          <w:bCs/>
+          <w:i/>
+          <w:iCs/>
+        </w:rPr>
+        <w:t xml:space="preserve">stimmt zu</w:t>
+      </w:r>
+      <w:r>
+        <w:rPr>
+          <w:i/>
+          <w:iCs/>
+        </w:rPr>
+        <w:t xml:space="preserve">: auch bei einer Wiederaufnahme durch eine Netzwerk-Admin gilt der kollegiale Ablauf vollständig — Xavier kann keine coordenadora allein „herstellen”.</w:t>
+      </w:r>
+      <w:r>
+        <w:rPr>
+          <w:i/>
+          <w:iCs/>
+        </w:rPr>
+        <w:t xml:space="preserve"> </w:t>
+      </w:r>
+      <w:r>
+        <w:rPr>
+          <w:b/>
+          <w:bCs/>
+          <w:i/>
+          <w:iCs/>
+        </w:rPr>
+        <w:t xml:space="preserve">Pflicht zur vorherigen Information</w:t>
+      </w:r>
+      <w:r>
+        <w:rPr>
+          <w:i/>
+          <w:iCs/>
+        </w:rPr>
+        <w:t xml:space="preserve">: Xavier hat Friedrich und Voltairine 2 Tage vorher geschrieben, um die Einreichung anzukündigen. Die Aktion wird in</w:t>
+      </w:r>
+      <w:r>
+        <w:rPr>
+          <w:i/>
+          <w:iCs/>
+        </w:rPr>
+        <w:t xml:space="preserve"> </w:t>
+      </w:r>
+      <w:r>
+        <w:rPr>
+          <w:rStyle w:val="VerbatimChar"/>
+          <w:i/>
+          <w:iCs/>
+        </w:rPr>
+        <w:t xml:space="preserve">cross_library_actions_log</w:t>
+      </w:r>
+      <w:r>
+        <w:rPr>
+          <w:i/>
+          <w:iCs/>
+        </w:rPr>
+        <w:t xml:space="preserve"> </w:t>
+      </w:r>
+      <w:r>
+        <w:rPr>
+          <w:i/>
+          <w:iCs/>
+        </w:rPr>
         <w:t xml:space="preserve">mit der Kritikalitätsstufe „hoch” eingetragen (Änderung der Koordination einer Bibliothek durch eine Netzwerk-Administrator</w:t>
       </w:r>
       <w:r>
@@ -20147,7 +20850,7 @@
         <w:pStyle w:val="Compact"/>
         <w:numPr>
           <w:ilvl w:val="0"/>
-          <w:numId w:val="1081"/>
+          <w:numId w:val="1082"/>
         </w:numPr>
       </w:pPr>
       <w:r>
@@ -20187,7 +20890,7 @@
         <w:pStyle w:val="Compact"/>
         <w:numPr>
           <w:ilvl w:val="0"/>
-          <w:numId w:val="1081"/>
+          <w:numId w:val="1082"/>
         </w:numPr>
       </w:pPr>
       <w:r>
@@ -20199,7 +20902,7 @@
         <w:pStyle w:val="Compact"/>
         <w:numPr>
           <w:ilvl w:val="0"/>
-          <w:numId w:val="1081"/>
+          <w:numId w:val="1082"/>
         </w:numPr>
       </w:pPr>
       <w:r>
@@ -20211,7 +20914,7 @@
         <w:pStyle w:val="Compact"/>
         <w:numPr>
           <w:ilvl w:val="0"/>
-          <w:numId w:val="1081"/>
+          <w:numId w:val="1082"/>
         </w:numPr>
       </w:pPr>
       <w:r>
@@ -20235,7 +20938,7 @@
         <w:pStyle w:val="Compact"/>
         <w:numPr>
           <w:ilvl w:val="0"/>
-          <w:numId w:val="1082"/>
+          <w:numId w:val="1083"/>
         </w:numPr>
       </w:pPr>
       <w:r>
@@ -20271,7 +20974,7 @@
         <w:pStyle w:val="Compact"/>
         <w:numPr>
           <w:ilvl w:val="0"/>
-          <w:numId w:val="1082"/>
+          <w:numId w:val="1083"/>
         </w:numPr>
       </w:pPr>
       <w:r>
@@ -20295,7 +20998,7 @@
         <w:pStyle w:val="Compact"/>
         <w:numPr>
           <w:ilvl w:val="0"/>
-          <w:numId w:val="1082"/>
+          <w:numId w:val="1083"/>
         </w:numPr>
       </w:pPr>
       <w:r>
@@ -20319,56 +21022,7 @@
         <w:pStyle w:val="Compact"/>
         <w:numPr>
           <w:ilvl w:val="0"/>
-          <w:numId w:val="1083"/>
-        </w:numPr>
-      </w:pPr>
-    </w:p>
-    <w:p>
-      <w:pPr>
-        <w:pStyle w:val="Compact"/>
-        <w:numPr>
-          <w:ilvl w:val="1"/>
           <w:numId w:val="1084"/>
-        </w:numPr>
-      </w:pPr>
-      <w:r>
-        <w:t xml:space="preserve">Mai:</w:t>
-      </w:r>
-      <w:r>
-        <w:t xml:space="preserve"> </w:t>
-      </w:r>
-      <w:r>
-        <w:rPr>
-          <w:b/>
-          <w:bCs/>
-        </w:rPr>
-        <w:t xml:space="preserve">Diego</w:t>
-      </w:r>
-      <w:r>
-        <w:t xml:space="preserve"> </w:t>
-      </w:r>
-      <w:r>
-        <w:t xml:space="preserve">stimmt</w:t>
-      </w:r>
-      <w:r>
-        <w:t xml:space="preserve"> </w:t>
-      </w:r>
-      <w:r>
-        <w:rPr>
-          <w:rStyle w:val="VerbatimChar"/>
-        </w:rPr>
-        <w:t xml:space="preserve">favorable</w:t>
-      </w:r>
-      <w:r>
-        <w:t xml:space="preserve">. Keine Begründung (für favorable optional).</w:t>
-      </w:r>
-    </w:p>
-    <w:p>
-      <w:pPr>
-        <w:pStyle w:val="Compact"/>
-        <w:numPr>
-          <w:ilvl w:val="0"/>
-          <w:numId w:val="1083"/>
         </w:numPr>
       </w:pPr>
     </w:p>
@@ -20391,6 +21045,55 @@
           <w:b/>
           <w:bCs/>
         </w:rPr>
+        <w:t xml:space="preserve">Diego</w:t>
+      </w:r>
+      <w:r>
+        <w:t xml:space="preserve"> </w:t>
+      </w:r>
+      <w:r>
+        <w:t xml:space="preserve">stimmt</w:t>
+      </w:r>
+      <w:r>
+        <w:t xml:space="preserve"> </w:t>
+      </w:r>
+      <w:r>
+        <w:rPr>
+          <w:rStyle w:val="VerbatimChar"/>
+        </w:rPr>
+        <w:t xml:space="preserve">favorable</w:t>
+      </w:r>
+      <w:r>
+        <w:t xml:space="preserve">. Keine Begründung (für favorable optional).</w:t>
+      </w:r>
+    </w:p>
+    <w:p>
+      <w:pPr>
+        <w:pStyle w:val="Compact"/>
+        <w:numPr>
+          <w:ilvl w:val="0"/>
+          <w:numId w:val="1084"/>
+        </w:numPr>
+      </w:pPr>
+    </w:p>
+    <w:p>
+      <w:pPr>
+        <w:pStyle w:val="Compact"/>
+        <w:numPr>
+          <w:ilvl w:val="1"/>
+          <w:numId w:val="1086"/>
+        </w:numPr>
+      </w:pPr>
+      <w:r>
+        <w:t xml:space="preserve">Mai:</w:t>
+      </w:r>
+      <w:r>
+        <w:t xml:space="preserve"> </w:t>
+      </w:r>
+      <w:r>
+        <w:rPr>
+          <w:b/>
+          <w:bCs/>
+        </w:rPr>
         <w:t xml:space="preserve">Patricia</w:t>
       </w:r>
       <w:r>
@@ -20429,7 +21132,7 @@
         <w:pStyle w:val="Compact"/>
         <w:numPr>
           <w:ilvl w:val="0"/>
-          <w:numId w:val="1086"/>
+          <w:numId w:val="1087"/>
         </w:numPr>
       </w:pPr>
       <w:r>
@@ -20453,7 +21156,7 @@
         <w:pStyle w:val="Compact"/>
         <w:numPr>
           <w:ilvl w:val="0"/>
-          <w:numId w:val="1086"/>
+          <w:numId w:val="1087"/>
         </w:numPr>
       </w:pPr>
       <w:r>
@@ -20468,7 +21171,7 @@
         <w:pStyle w:val="Compact"/>
         <w:numPr>
           <w:ilvl w:val="0"/>
-          <w:numId w:val="1086"/>
+          <w:numId w:val="1087"/>
         </w:numPr>
       </w:pPr>
       <w:r>
@@ -20480,7 +21183,7 @@
         <w:pStyle w:val="Compact"/>
         <w:numPr>
           <w:ilvl w:val="0"/>
-          <w:numId w:val="1086"/>
+          <w:numId w:val="1087"/>
         </w:numPr>
       </w:pPr>
       <w:r>
@@ -20492,7 +21195,7 @@
         <w:pStyle w:val="Compact"/>
         <w:numPr>
           <w:ilvl w:val="0"/>
-          <w:numId w:val="1086"/>
+          <w:numId w:val="1087"/>
         </w:numPr>
       </w:pPr>
       <w:r>
@@ -20939,7 +21642,7 @@
         <w:rPr>
           <w:rStyle w:val="VerbatimChar"/>
         </w:rPr>
-        <w:t xml:space="preserve">inactive</w:t>
+        <w:t xml:space="preserve">removed</w:t>
       </w:r>
       <w:r>
         <w:t xml:space="preserve"> </w:t>
@@ -21008,7 +21711,23 @@
         <w:t xml:space="preserve">user_library_memberships</w:t>
       </w:r>
       <w:r>
-        <w:t xml:space="preserve">, die die Zugehörigkeit einer Person zu einer Bibliothek in einer bestimmten Rolle ausdrückt. Eine Person kann mehrere Mitgliedschaften in einer Bibliothek haben (Multi-Mitgliedschaft).</w:t>
+        <w:t xml:space="preserve">, die die Zugehörigkeit einer Person zu einer Bibliothek in einer bestimmten Rolle ausdrückt. Eine Person kann mehrere Zeilen in einer Bibliothek haben (ihre Geschichte), aber</w:t>
+      </w:r>
+      <w:r>
+        <w:t xml:space="preserve"> </w:t>
+      </w:r>
+      <w:r>
+        <w:rPr>
+          <w:b/>
+          <w:bCs/>
+        </w:rPr>
+        <w:t xml:space="preserve">nur eine aktive</w:t>
+      </w:r>
+      <w:r>
+        <w:t xml:space="preserve"> </w:t>
+      </w:r>
+      <w:r>
+        <w:t xml:space="preserve">zugleich (exklusive Rolle, vgl. §5.6).</w:t>
       </w:r>
     </w:p>
     <w:p>
@@ -21026,7 +21745,23 @@
         <w:t xml:space="preserve"> </w:t>
       </w:r>
       <w:r>
-        <w:t xml:space="preserve">— Möglichkeit, mehrere Mitgliedschaftszeilen für dieselbe Person in derselben Bibliothek mit unterschiedlichen Rollen zu haben.</w:t>
+        <w:t xml:space="preserve">— Historisches Modell, in dem dieselbe Person mehrere</w:t>
+      </w:r>
+      <w:r>
+        <w:t xml:space="preserve"> </w:t>
+      </w:r>
+      <w:r>
+        <w:rPr>
+          <w:i/>
+          <w:iCs/>
+        </w:rPr>
+        <w:t xml:space="preserve">aktive</w:t>
+      </w:r>
+      <w:r>
+        <w:t xml:space="preserve"> </w:t>
+      </w:r>
+      <w:r>
+        <w:t xml:space="preserve">Mitgliedschaftszeilen in derselben Bibliothek mit unterschiedlichen Rollen haben konnte. Im Mai 2026 zugunsten der exklusiven Rolle aufgegeben (§5.6).</w:t>
       </w:r>
     </w:p>
     <w:p>
@@ -21349,29 +22084,447 @@
               <w:rPr>
                 <w:rStyle w:val="VerbatimChar"/>
               </w:rPr>
-              <w:t xml:space="preserve">fn_team_promote_to_librarian</w:t>
-            </w:r>
-          </w:p>
-        </w:tc>
-        <w:tc>
-          <w:tcPr/>
-          <w:p>
-            <w:pPr>
-              <w:pStyle w:val="Compact"/>
-            </w:pPr>
-            <w:r>
-              <w:t xml:space="preserve">T1</w:t>
-            </w:r>
-          </w:p>
-        </w:tc>
-        <w:tc>
-          <w:tcPr/>
-          <w:p>
-            <w:pPr>
-              <w:pStyle w:val="Compact"/>
-            </w:pPr>
-            <w:r>
-              <w:t xml:space="preserve">Kooptation</w:t>
+              <w:t xml:space="preserve">fn_team_propose_invitation</w:t>
+            </w:r>
+          </w:p>
+        </w:tc>
+        <w:tc>
+          <w:tcPr/>
+          <w:p>
+            <w:pPr>
+              <w:pStyle w:val="Compact"/>
+            </w:pPr>
+            <w:r>
+              <w:t xml:space="preserve">T1, T2, T2b</w:t>
+            </w:r>
+          </w:p>
+        </w:tc>
+        <w:tc>
+          <w:tcPr/>
+          <w:p>
+            <w:pPr>
+              <w:pStyle w:val="Compact"/>
+            </w:pPr>
+            <w:r>
+              <w:t xml:space="preserve">Einen Vorschlag einreichen (Aufnahme oder Koordination)</w:t>
+            </w:r>
+          </w:p>
+        </w:tc>
+      </w:tr>
+      <w:tr>
+        <w:tc>
+          <w:tcPr/>
+          <w:p>
+            <w:pPr>
+              <w:pStyle w:val="Compact"/>
+            </w:pPr>
+            <w:r>
+              <w:rPr>
+                <w:rStyle w:val="VerbatimChar"/>
+              </w:rPr>
+              <w:t xml:space="preserve">fn_team_ratify_invitation</w:t>
+            </w:r>
+          </w:p>
+        </w:tc>
+        <w:tc>
+          <w:tcPr/>
+          <w:p>
+            <w:pPr>
+              <w:pStyle w:val="Compact"/>
+            </w:pPr>
+            <w:r>
+              <w:t xml:space="preserve">T1, T2, T2b</w:t>
+            </w:r>
+          </w:p>
+        </w:tc>
+        <w:tc>
+          <w:tcPr/>
+          <w:p>
+            <w:pPr>
+              <w:pStyle w:val="Compact"/>
+            </w:pPr>
+            <w:r>
+              <w:t xml:space="preserve">Einen Vorschlag befürworten (Quorum)</w:t>
+            </w:r>
+          </w:p>
+        </w:tc>
+      </w:tr>
+      <w:tr>
+        <w:tc>
+          <w:tcPr/>
+          <w:p>
+            <w:pPr>
+              <w:pStyle w:val="Compact"/>
+            </w:pPr>
+            <w:r>
+              <w:rPr>
+                <w:rStyle w:val="VerbatimChar"/>
+              </w:rPr>
+              <w:t xml:space="preserve">fn_team_accept_invitation</w:t>
+            </w:r>
+          </w:p>
+        </w:tc>
+        <w:tc>
+          <w:tcPr/>
+          <w:p>
+            <w:pPr>
+              <w:pStyle w:val="Compact"/>
+            </w:pPr>
+            <w:r>
+              <w:t xml:space="preserve">T1, T2, T2b</w:t>
+            </w:r>
+          </w:p>
+        </w:tc>
+        <w:tc>
+          <w:tcPr/>
+          <w:p>
+            <w:pPr>
+              <w:pStyle w:val="Compact"/>
+            </w:pPr>
+            <w:r>
+              <w:t xml:space="preserve">Die Last annehmen — dieser Handgriff befördert</w:t>
+            </w:r>
+          </w:p>
+        </w:tc>
+      </w:tr>
+      <w:tr>
+        <w:tc>
+          <w:tcPr/>
+          <w:p>
+            <w:pPr>
+              <w:pStyle w:val="Compact"/>
+            </w:pPr>
+            <w:r>
+              <w:rPr>
+                <w:rStyle w:val="VerbatimChar"/>
+              </w:rPr>
+              <w:t xml:space="preserve">fn_team_decline_invitation</w:t>
+            </w:r>
+          </w:p>
+        </w:tc>
+        <w:tc>
+          <w:tcPr/>
+          <w:p>
+            <w:pPr>
+              <w:pStyle w:val="Compact"/>
+            </w:pPr>
+            <w:r>
+              <w:t xml:space="preserve">T1, T2, T2b</w:t>
+            </w:r>
+          </w:p>
+        </w:tc>
+        <w:tc>
+          <w:tcPr/>
+          <w:p>
+            <w:pPr>
+              <w:pStyle w:val="Compact"/>
+            </w:pPr>
+            <w:r>
+              <w:t xml:space="preserve">Die Last ablehnen (kostet nichts)</w:t>
+            </w:r>
+          </w:p>
+        </w:tc>
+      </w:tr>
+      <w:tr>
+        <w:tc>
+          <w:tcPr/>
+          <w:p>
+            <w:pPr>
+              <w:pStyle w:val="Compact"/>
+            </w:pPr>
+            <w:r>
+              <w:rPr>
+                <w:rStyle w:val="VerbatimChar"/>
+              </w:rPr>
+              <w:t xml:space="preserve">fn_team_revoke_invitation</w:t>
+            </w:r>
+          </w:p>
+        </w:tc>
+        <w:tc>
+          <w:tcPr/>
+          <w:p>
+            <w:pPr>
+              <w:pStyle w:val="Compact"/>
+            </w:pPr>
+            <w:r>
+              <w:t xml:space="preserve">T1, T2, T2b</w:t>
+            </w:r>
+          </w:p>
+        </w:tc>
+        <w:tc>
+          <w:tcPr/>
+          <w:p>
+            <w:pPr>
+              <w:pStyle w:val="Compact"/>
+            </w:pPr>
+            <w:r>
+              <w:t xml:space="preserve">Einen irrtümlich eingereichten Vorschlag zurückziehen</w:t>
+            </w:r>
+          </w:p>
+        </w:tc>
+      </w:tr>
+      <w:tr>
+        <w:tc>
+          <w:tcPr/>
+          <w:p>
+            <w:pPr>
+              <w:pStyle w:val="Compact"/>
+            </w:pPr>
+            <w:r>
+              <w:rPr>
+                <w:rStyle w:val="VerbatimChar"/>
+              </w:rPr>
+              <w:t xml:space="preserve">fn_team_expire_invitations</w:t>
+            </w:r>
+          </w:p>
+        </w:tc>
+        <w:tc>
+          <w:tcPr/>
+          <w:p>
+            <w:pPr>
+              <w:pStyle w:val="Compact"/>
+            </w:pPr>
+            <w:r>
+              <w:t xml:space="preserve">T1, T2, T2b</w:t>
+            </w:r>
+          </w:p>
+        </w:tc>
+        <w:tc>
+          <w:tcPr/>
+          <w:p>
+            <w:pPr>
+              <w:pStyle w:val="Compact"/>
+            </w:pPr>
+            <w:r>
+              <w:t xml:space="preserve">Cron: Verfall der Vorschläge (30 Tage)</w:t>
+            </w:r>
+          </w:p>
+        </w:tc>
+      </w:tr>
+      <w:tr>
+        <w:tc>
+          <w:tcPr/>
+          <w:p>
+            <w:pPr>
+              <w:pStyle w:val="Compact"/>
+            </w:pPr>
+            <w:r>
+              <w:rPr>
+                <w:rStyle w:val="VerbatimChar"/>
+              </w:rPr>
+              <w:t xml:space="preserve">fn_team_self_demote</w:t>
+            </w:r>
+          </w:p>
+        </w:tc>
+        <w:tc>
+          <w:tcPr/>
+          <w:p>
+            <w:pPr>
+              <w:pStyle w:val="Compact"/>
+            </w:pPr>
+            <w:r>
+              <w:t xml:space="preserve">T3, T4</w:t>
+            </w:r>
+          </w:p>
+        </w:tc>
+        <w:tc>
+          <w:tcPr/>
+          <w:p>
+            <w:pPr>
+              <w:pStyle w:val="Compact"/>
+            </w:pPr>
+            <w:r>
+              <w:t xml:space="preserve">Selbst-Rückstufung („ich gebe ab”)</w:t>
+            </w:r>
+          </w:p>
+        </w:tc>
+      </w:tr>
+      <w:tr>
+        <w:tc>
+          <w:tcPr/>
+          <w:p>
+            <w:pPr>
+              <w:pStyle w:val="Compact"/>
+            </w:pPr>
+            <w:r>
+              <w:rPr>
+                <w:rStyle w:val="VerbatimChar"/>
+              </w:rPr>
+              <w:t xml:space="preserve">fn_team_request_remove_member</w:t>
+            </w:r>
+          </w:p>
+        </w:tc>
+        <w:tc>
+          <w:tcPr/>
+          <w:p>
+            <w:pPr>
+              <w:pStyle w:val="Compact"/>
+            </w:pPr>
+            <w:r>
+              <w:t xml:space="preserve">T5</w:t>
+            </w:r>
+          </w:p>
+        </w:tc>
+        <w:tc>
+          <w:tcPr/>
+          <w:p>
+            <w:pPr>
+              <w:pStyle w:val="Compact"/>
+            </w:pPr>
+            <w:r>
+              <w:t xml:space="preserve">Ausschlussantrag mit 7-Tage-Frist</w:t>
+            </w:r>
+          </w:p>
+        </w:tc>
+      </w:tr>
+      <w:tr>
+        <w:tc>
+          <w:tcPr/>
+          <w:p>
+            <w:pPr>
+              <w:pStyle w:val="Compact"/>
+            </w:pPr>
+            <w:r>
+              <w:rPr>
+                <w:rStyle w:val="VerbatimChar"/>
+              </w:rPr>
+              <w:t xml:space="preserve">fn_team_cancel_remove_member</w:t>
+            </w:r>
+          </w:p>
+        </w:tc>
+        <w:tc>
+          <w:tcPr/>
+          <w:p>
+            <w:pPr>
+              <w:pStyle w:val="Compact"/>
+            </w:pPr>
+            <w:r>
+              <w:t xml:space="preserve">T8</w:t>
+            </w:r>
+          </w:p>
+        </w:tc>
+        <w:tc>
+          <w:tcPr/>
+          <w:p>
+            <w:pPr>
+              <w:pStyle w:val="Compact"/>
+            </w:pPr>
+            <w:r>
+              <w:t xml:space="preserve">Abbruch eines Ausschlussantrags</w:t>
+            </w:r>
+          </w:p>
+        </w:tc>
+      </w:tr>
+      <w:tr>
+        <w:tc>
+          <w:tcPr/>
+          <w:p>
+            <w:pPr>
+              <w:pStyle w:val="Compact"/>
+            </w:pPr>
+            <w:r>
+              <w:rPr>
+                <w:rStyle w:val="VerbatimChar"/>
+              </w:rPr>
+              <w:t xml:space="preserve">fn_team_suspend_member</w:t>
+            </w:r>
+          </w:p>
+        </w:tc>
+        <w:tc>
+          <w:tcPr/>
+          <w:p>
+            <w:pPr>
+              <w:pStyle w:val="Compact"/>
+            </w:pPr>
+            <w:r>
+              <w:t xml:space="preserve">T6</w:t>
+            </w:r>
+          </w:p>
+        </w:tc>
+        <w:tc>
+          <w:tcPr/>
+          <w:p>
+            <w:pPr>
+              <w:pStyle w:val="Compact"/>
+            </w:pPr>
+            <w:r>
+              <w:t xml:space="preserve">Sofortige Sperrung (Vorsichtsmaßnahme)</w:t>
+            </w:r>
+          </w:p>
+        </w:tc>
+      </w:tr>
+      <w:tr>
+        <w:tc>
+          <w:tcPr/>
+          <w:p>
+            <w:pPr>
+              <w:pStyle w:val="Compact"/>
+            </w:pPr>
+            <w:r>
+              <w:rPr>
+                <w:rStyle w:val="VerbatimChar"/>
+              </w:rPr>
+              <w:t xml:space="preserve">fn_team_unsuspend_member</w:t>
+            </w:r>
+          </w:p>
+        </w:tc>
+        <w:tc>
+          <w:tcPr/>
+          <w:p>
+            <w:pPr>
+              <w:pStyle w:val="Compact"/>
+            </w:pPr>
+            <w:r>
+              <w:t xml:space="preserve">T7</w:t>
+            </w:r>
+          </w:p>
+        </w:tc>
+        <w:tc>
+          <w:tcPr/>
+          <w:p>
+            <w:pPr>
+              <w:pStyle w:val="Compact"/>
+            </w:pPr>
+            <w:r>
+              <w:t xml:space="preserve">Aufhebung einer Sperrung</w:t>
+            </w:r>
+          </w:p>
+        </w:tc>
+      </w:tr>
+      <w:tr>
+        <w:tc>
+          <w:tcPr/>
+          <w:p>
+            <w:pPr>
+              <w:pStyle w:val="Compact"/>
+            </w:pPr>
+            <w:r>
+              <w:rPr>
+                <w:rStyle w:val="VerbatimChar"/>
+              </w:rPr>
+              <w:t xml:space="preserve">fn_validate_physical_account</w:t>
+            </w:r>
+          </w:p>
+        </w:tc>
+        <w:tc>
+          <w:tcPr/>
+          <w:p>
+            <w:pPr>
+              <w:pStyle w:val="Compact"/>
+            </w:pPr>
+            <w:r>
+              <w:t xml:space="preserve">—</w:t>
+            </w:r>
+          </w:p>
+        </w:tc>
+        <w:tc>
+          <w:tcPr/>
+          <w:p>
+            <w:pPr>
+              <w:pStyle w:val="Compact"/>
+            </w:pPr>
+            <w:r>
+              <w:t xml:space="preserve">Physische Validierung einer</w:t>
             </w:r>
             <w:r>
               <w:t xml:space="preserve"> </w:t>
@@ -21383,320 +22536,6 @@
               <w:t xml:space="preserve">reader</w:t>
             </w:r>
             <w:r>
-              <w:t xml:space="preserve"> </w:t>
-            </w:r>
-            <w:r>
-              <w:t xml:space="preserve">→</w:t>
-            </w:r>
-            <w:r>
-              <w:t xml:space="preserve"> </w:t>
-            </w:r>
-            <w:r>
-              <w:rPr>
-                <w:rStyle w:val="VerbatimChar"/>
-              </w:rPr>
-              <w:t xml:space="preserve">librarian</w:t>
-            </w:r>
-          </w:p>
-        </w:tc>
-      </w:tr>
-      <w:tr>
-        <w:tc>
-          <w:tcPr/>
-          <w:p>
-            <w:pPr>
-              <w:pStyle w:val="Compact"/>
-            </w:pPr>
-            <w:r>
-              <w:rPr>
-                <w:rStyle w:val="VerbatimChar"/>
-              </w:rPr>
-              <w:t xml:space="preserve">fn_team_promote_to_coordenador</w:t>
-            </w:r>
-          </w:p>
-        </w:tc>
-        <w:tc>
-          <w:tcPr/>
-          <w:p>
-            <w:pPr>
-              <w:pStyle w:val="Compact"/>
-            </w:pPr>
-            <w:r>
-              <w:t xml:space="preserve">T2</w:t>
-            </w:r>
-          </w:p>
-        </w:tc>
-        <w:tc>
-          <w:tcPr/>
-          <w:p>
-            <w:pPr>
-              <w:pStyle w:val="Compact"/>
-            </w:pPr>
-            <w:r>
-              <w:t xml:space="preserve">Kooptation</w:t>
-            </w:r>
-            <w:r>
-              <w:t xml:space="preserve"> </w:t>
-            </w:r>
-            <w:r>
-              <w:rPr>
-                <w:rStyle w:val="VerbatimChar"/>
-              </w:rPr>
-              <w:t xml:space="preserve">librarian</w:t>
-            </w:r>
-            <w:r>
-              <w:t xml:space="preserve"> </w:t>
-            </w:r>
-            <w:r>
-              <w:t xml:space="preserve">→</w:t>
-            </w:r>
-            <w:r>
-              <w:t xml:space="preserve"> </w:t>
-            </w:r>
-            <w:r>
-              <w:rPr>
-                <w:rStyle w:val="VerbatimChar"/>
-              </w:rPr>
-              <w:t xml:space="preserve">coordenador</w:t>
-            </w:r>
-          </w:p>
-        </w:tc>
-      </w:tr>
-      <w:tr>
-        <w:tc>
-          <w:tcPr/>
-          <w:p>
-            <w:pPr>
-              <w:pStyle w:val="Compact"/>
-            </w:pPr>
-            <w:r>
-              <w:rPr>
-                <w:rStyle w:val="VerbatimChar"/>
-              </w:rPr>
-              <w:t xml:space="preserve">fn_team_self_demote</w:t>
-            </w:r>
-          </w:p>
-        </w:tc>
-        <w:tc>
-          <w:tcPr/>
-          <w:p>
-            <w:pPr>
-              <w:pStyle w:val="Compact"/>
-            </w:pPr>
-            <w:r>
-              <w:t xml:space="preserve">T3, T4</w:t>
-            </w:r>
-          </w:p>
-        </w:tc>
-        <w:tc>
-          <w:tcPr/>
-          <w:p>
-            <w:pPr>
-              <w:pStyle w:val="Compact"/>
-            </w:pPr>
-            <w:r>
-              <w:t xml:space="preserve">Selbst-Rückstufung („ich gebe ab”)</w:t>
-            </w:r>
-          </w:p>
-        </w:tc>
-      </w:tr>
-      <w:tr>
-        <w:tc>
-          <w:tcPr/>
-          <w:p>
-            <w:pPr>
-              <w:pStyle w:val="Compact"/>
-            </w:pPr>
-            <w:r>
-              <w:rPr>
-                <w:rStyle w:val="VerbatimChar"/>
-              </w:rPr>
-              <w:t xml:space="preserve">fn_team_request_remove_member</w:t>
-            </w:r>
-          </w:p>
-        </w:tc>
-        <w:tc>
-          <w:tcPr/>
-          <w:p>
-            <w:pPr>
-              <w:pStyle w:val="Compact"/>
-            </w:pPr>
-            <w:r>
-              <w:t xml:space="preserve">T5</w:t>
-            </w:r>
-          </w:p>
-        </w:tc>
-        <w:tc>
-          <w:tcPr/>
-          <w:p>
-            <w:pPr>
-              <w:pStyle w:val="Compact"/>
-            </w:pPr>
-            <w:r>
-              <w:t xml:space="preserve">Ausschlussantrag mit 7-Tage-Frist</w:t>
-            </w:r>
-          </w:p>
-        </w:tc>
-      </w:tr>
-      <w:tr>
-        <w:tc>
-          <w:tcPr/>
-          <w:p>
-            <w:pPr>
-              <w:pStyle w:val="Compact"/>
-            </w:pPr>
-            <w:r>
-              <w:rPr>
-                <w:rStyle w:val="VerbatimChar"/>
-              </w:rPr>
-              <w:t xml:space="preserve">fn_team_cancel_remove_member</w:t>
-            </w:r>
-          </w:p>
-        </w:tc>
-        <w:tc>
-          <w:tcPr/>
-          <w:p>
-            <w:pPr>
-              <w:pStyle w:val="Compact"/>
-            </w:pPr>
-            <w:r>
-              <w:t xml:space="preserve">T8</w:t>
-            </w:r>
-          </w:p>
-        </w:tc>
-        <w:tc>
-          <w:tcPr/>
-          <w:p>
-            <w:pPr>
-              <w:pStyle w:val="Compact"/>
-            </w:pPr>
-            <w:r>
-              <w:t xml:space="preserve">Abbruch eines Ausschlussantrags</w:t>
-            </w:r>
-          </w:p>
-        </w:tc>
-      </w:tr>
-      <w:tr>
-        <w:tc>
-          <w:tcPr/>
-          <w:p>
-            <w:pPr>
-              <w:pStyle w:val="Compact"/>
-            </w:pPr>
-            <w:r>
-              <w:rPr>
-                <w:rStyle w:val="VerbatimChar"/>
-              </w:rPr>
-              <w:t xml:space="preserve">fn_team_suspend_member</w:t>
-            </w:r>
-          </w:p>
-        </w:tc>
-        <w:tc>
-          <w:tcPr/>
-          <w:p>
-            <w:pPr>
-              <w:pStyle w:val="Compact"/>
-            </w:pPr>
-            <w:r>
-              <w:t xml:space="preserve">T6</w:t>
-            </w:r>
-          </w:p>
-        </w:tc>
-        <w:tc>
-          <w:tcPr/>
-          <w:p>
-            <w:pPr>
-              <w:pStyle w:val="Compact"/>
-            </w:pPr>
-            <w:r>
-              <w:t xml:space="preserve">Sofortige Sperrung (Vorsichtsmaßnahme)</w:t>
-            </w:r>
-          </w:p>
-        </w:tc>
-      </w:tr>
-      <w:tr>
-        <w:tc>
-          <w:tcPr/>
-          <w:p>
-            <w:pPr>
-              <w:pStyle w:val="Compact"/>
-            </w:pPr>
-            <w:r>
-              <w:rPr>
-                <w:rStyle w:val="VerbatimChar"/>
-              </w:rPr>
-              <w:t xml:space="preserve">fn_team_unsuspend_member</w:t>
-            </w:r>
-          </w:p>
-        </w:tc>
-        <w:tc>
-          <w:tcPr/>
-          <w:p>
-            <w:pPr>
-              <w:pStyle w:val="Compact"/>
-            </w:pPr>
-            <w:r>
-              <w:t xml:space="preserve">T7</w:t>
-            </w:r>
-          </w:p>
-        </w:tc>
-        <w:tc>
-          <w:tcPr/>
-          <w:p>
-            <w:pPr>
-              <w:pStyle w:val="Compact"/>
-            </w:pPr>
-            <w:r>
-              <w:t xml:space="preserve">Aufhebung einer Sperrung</w:t>
-            </w:r>
-          </w:p>
-        </w:tc>
-      </w:tr>
-      <w:tr>
-        <w:tc>
-          <w:tcPr/>
-          <w:p>
-            <w:pPr>
-              <w:pStyle w:val="Compact"/>
-            </w:pPr>
-            <w:r>
-              <w:rPr>
-                <w:rStyle w:val="VerbatimChar"/>
-              </w:rPr>
-              <w:t xml:space="preserve">fn_validate_physical_account</w:t>
-            </w:r>
-          </w:p>
-        </w:tc>
-        <w:tc>
-          <w:tcPr/>
-          <w:p>
-            <w:pPr>
-              <w:pStyle w:val="Compact"/>
-            </w:pPr>
-            <w:r>
-              <w:t xml:space="preserve">—</w:t>
-            </w:r>
-          </w:p>
-        </w:tc>
-        <w:tc>
-          <w:tcPr/>
-          <w:p>
-            <w:pPr>
-              <w:pStyle w:val="Compact"/>
-            </w:pPr>
-            <w:r>
-              <w:t xml:space="preserve">Physische Validierung einer</w:t>
-            </w:r>
-            <w:r>
-              <w:t xml:space="preserve"> </w:t>
-            </w:r>
-            <w:r>
-              <w:rPr>
-                <w:rStyle w:val="VerbatimChar"/>
-              </w:rPr>
-              <w:t xml:space="preserve">reader</w:t>
-            </w:r>
-            <w:r>
               <w:t xml:space="preserve">-Person</w:t>
             </w:r>
           </w:p>
@@ -21744,7 +22583,7 @@
               <w:rPr>
                 <w:rStyle w:val="VerbatimChar"/>
               </w:rPr>
-              <w:t xml:space="preserve">inactive</w:t>
+              <w:t xml:space="preserve">removed</w:t>
             </w:r>
             <w:r>
               <w:t xml:space="preserve"> </w:t>
@@ -21794,6 +22633,135 @@
         </w:tc>
       </w:tr>
     </w:tbl>
+    <w:p>
+      <w:pPr>
+        <w:pStyle w:val="BodyText"/>
+      </w:pPr>
+      <w:r>
+        <w:rPr>
+          <w:i/>
+          <w:iCs/>
+        </w:rPr>
+        <w:t xml:space="preserve">Die alten Direktbeförderungen</w:t>
+      </w:r>
+      <w:r>
+        <w:rPr>
+          <w:i/>
+          <w:iCs/>
+        </w:rPr>
+        <w:t xml:space="preserve"> </w:t>
+      </w:r>
+      <w:r>
+        <w:rPr>
+          <w:rStyle w:val="VerbatimChar"/>
+          <w:i/>
+          <w:iCs/>
+        </w:rPr>
+        <w:t xml:space="preserve">fn_team_promote_to_librarian</w:t>
+      </w:r>
+      <w:r>
+        <w:rPr>
+          <w:i/>
+          <w:iCs/>
+        </w:rPr>
+        <w:t xml:space="preserve"> </w:t>
+      </w:r>
+      <w:r>
+        <w:rPr>
+          <w:i/>
+          <w:iCs/>
+        </w:rPr>
+        <w:t xml:space="preserve">und</w:t>
+      </w:r>
+      <w:r>
+        <w:rPr>
+          <w:i/>
+          <w:iCs/>
+        </w:rPr>
+        <w:t xml:space="preserve"> </w:t>
+      </w:r>
+      <w:r>
+        <w:rPr>
+          <w:rStyle w:val="VerbatimChar"/>
+          <w:i/>
+          <w:iCs/>
+        </w:rPr>
+        <w:t xml:space="preserve">fn_team_promote_to_coordenador</w:t>
+      </w:r>
+      <w:r>
+        <w:rPr>
+          <w:i/>
+          <w:iCs/>
+        </w:rPr>
+        <w:t xml:space="preserve"> </w:t>
+      </w:r>
+      <w:r>
+        <w:rPr>
+          <w:i/>
+          <w:iCs/>
+        </w:rPr>
+        <w:t xml:space="preserve">sind</w:t>
+      </w:r>
+      <w:r>
+        <w:rPr>
+          <w:i/>
+          <w:iCs/>
+        </w:rPr>
+        <w:t xml:space="preserve"> </w:t>
+      </w:r>
+      <w:r>
+        <w:rPr>
+          <w:b/>
+          <w:bCs/>
+          <w:i/>
+          <w:iCs/>
+        </w:rPr>
+        <w:t xml:space="preserve">stillgelegt</w:t>
+      </w:r>
+      <w:r>
+        <w:rPr>
+          <w:i/>
+          <w:iCs/>
+        </w:rPr>
+        <w:t xml:space="preserve"> </w:t>
+      </w:r>
+      <w:r>
+        <w:rPr>
+          <w:i/>
+          <w:iCs/>
+        </w:rPr>
+        <w:t xml:space="preserve">(26.08. und 01.09.2026): sie verweigern mit</w:t>
+      </w:r>
+      <w:r>
+        <w:rPr>
+          <w:i/>
+          <w:iCs/>
+        </w:rPr>
+        <w:t xml:space="preserve"> </w:t>
+      </w:r>
+      <w:r>
+        <w:rPr>
+          <w:rStyle w:val="VerbatimChar"/>
+          <w:i/>
+          <w:iCs/>
+        </w:rPr>
+        <w:t xml:space="preserve">collegiality_required</w:t>
+      </w:r>
+      <w:r>
+        <w:rPr>
+          <w:i/>
+          <w:iCs/>
+        </w:rPr>
+        <w:t xml:space="preserve"> </w:t>
+      </w:r>
+      <w:r>
+        <w:rPr>
+          <w:i/>
+          <w:iCs/>
+        </w:rPr>
+        <w:t xml:space="preserve">und verweisen auf den dreischrittigen Weg. Sie stehen hier nur, damit ihr Name, in einem alten Dokument angetroffen, nicht für einen aktiven Weg gehalten wird.</w:t>
+      </w:r>
+    </w:p>
     <w:bookmarkEnd w:id="166"/>
     <w:bookmarkStart w:id="167" w:name="X8163589525bce35c2dd1ecb1fd91831e00907bc"/>
     <w:p>
@@ -23006,7 +23974,7 @@
         <w:pStyle w:val="Compact"/>
         <w:numPr>
           <w:ilvl w:val="0"/>
-          <w:numId w:val="1087"/>
+          <w:numId w:val="1088"/>
         </w:numPr>
       </w:pPr>
       <w:r>
@@ -23027,7 +23995,7 @@
         <w:pStyle w:val="Compact"/>
         <w:numPr>
           <w:ilvl w:val="0"/>
-          <w:numId w:val="1087"/>
+          <w:numId w:val="1088"/>
         </w:numPr>
       </w:pPr>
       <w:r>
@@ -23048,7 +24016,7 @@
         <w:pStyle w:val="Compact"/>
         <w:numPr>
           <w:ilvl w:val="0"/>
-          <w:numId w:val="1087"/>
+          <w:numId w:val="1088"/>
         </w:numPr>
       </w:pPr>
       <w:r>
@@ -23069,7 +24037,7 @@
         <w:pStyle w:val="Compact"/>
         <w:numPr>
           <w:ilvl w:val="0"/>
-          <w:numId w:val="1087"/>
+          <w:numId w:val="1088"/>
         </w:numPr>
       </w:pPr>
       <w:r>
@@ -24342,6 +25310,9 @@
     <w:abstractNumId w:val="991"/>
   </w:num>
   <w:num w:numId="1063">
+    <w:abstractNumId w:val="991"/>
+  </w:num>
+  <w:num w:numId="1064">
     <w:abstractNumId w:val="99411"/>
     <w:lvlOverride w:ilvl="0">
       <w:startOverride w:val="1"/>
@@ -24371,10 +25342,10 @@
       <w:startOverride w:val="1"/>
     </w:lvlOverride>
   </w:num>
-  <w:num w:numId="1064">
+  <w:num w:numId="1065">
     <w:abstractNumId w:val="991"/>
   </w:num>
-  <w:num w:numId="1065">
+  <w:num w:numId="1066">
     <w:abstractNumId w:val="99411"/>
     <w:lvlOverride w:ilvl="0">
       <w:startOverride w:val="1"/>
@@ -24404,10 +25375,10 @@
       <w:startOverride w:val="1"/>
     </w:lvlOverride>
   </w:num>
-  <w:num w:numId="1066">
+  <w:num w:numId="1067">
     <w:abstractNumId w:val="991"/>
   </w:num>
-  <w:num w:numId="1067">
+  <w:num w:numId="1068">
     <w:abstractNumId w:val="99411"/>
     <w:lvlOverride w:ilvl="0">
       <w:startOverride w:val="1"/>
@@ -24437,13 +25408,13 @@
       <w:startOverride w:val="1"/>
     </w:lvlOverride>
   </w:num>
-  <w:num w:numId="1068">
-    <w:abstractNumId w:val="991"/>
-  </w:num>
   <w:num w:numId="1069">
     <w:abstractNumId w:val="991"/>
   </w:num>
   <w:num w:numId="1070">
+    <w:abstractNumId w:val="991"/>
+  </w:num>
+  <w:num w:numId="1071">
     <w:abstractNumId w:val="99416"/>
     <w:lvlOverride w:ilvl="0">
       <w:startOverride w:val="6"/>
@@ -24473,7 +25444,7 @@
       <w:startOverride w:val="6"/>
     </w:lvlOverride>
   </w:num>
-  <w:num w:numId="1071">
+  <w:num w:numId="1072">
     <w:abstractNumId w:val="99417"/>
     <w:lvlOverride w:ilvl="0">
       <w:startOverride w:val="7"/>
@@ -24503,10 +25474,10 @@
       <w:startOverride w:val="7"/>
     </w:lvlOverride>
   </w:num>
-  <w:num w:numId="1072">
+  <w:num w:numId="1073">
     <w:abstractNumId w:val="991"/>
   </w:num>
-  <w:num w:numId="1073">
+  <w:num w:numId="1074">
     <w:abstractNumId w:val="99411"/>
     <w:lvlOverride w:ilvl="0">
       <w:startOverride w:val="1"/>
@@ -24536,13 +25507,13 @@
       <w:startOverride w:val="1"/>
     </w:lvlOverride>
   </w:num>
-  <w:num w:numId="1074">
-    <w:abstractNumId w:val="991"/>
-  </w:num>
   <w:num w:numId="1075">
     <w:abstractNumId w:val="991"/>
   </w:num>
   <w:num w:numId="1076">
+    <w:abstractNumId w:val="991"/>
+  </w:num>
+  <w:num w:numId="1077">
     <w:abstractNumId w:val="99411"/>
     <w:lvlOverride w:ilvl="0">
       <w:startOverride w:val="1"/>
@@ -24572,13 +25543,13 @@
       <w:startOverride w:val="1"/>
     </w:lvlOverride>
   </w:num>
-  <w:num w:numId="1077">
-    <w:abstractNumId w:val="991"/>
-  </w:num>
   <w:num w:numId="1078">
     <w:abstractNumId w:val="991"/>
   </w:num>
   <w:num w:numId="1079">
+    <w:abstractNumId w:val="991"/>
+  </w:num>
+  <w:num w:numId="1080">
     <w:abstractNumId w:val="99416"/>
     <w:lvlOverride w:ilvl="0">
       <w:startOverride w:val="6"/>
@@ -24608,7 +25579,7 @@
       <w:startOverride w:val="6"/>
     </w:lvlOverride>
   </w:num>
-  <w:num w:numId="1080">
+  <w:num w:numId="1081">
     <w:abstractNumId w:val="994116"/>
     <w:lvlOverride w:ilvl="0">
       <w:startOverride w:val="16"/>
@@ -24638,7 +25609,7 @@
       <w:startOverride w:val="16"/>
     </w:lvlOverride>
   </w:num>
-  <w:num w:numId="1081">
+  <w:num w:numId="1082">
     <w:abstractNumId w:val="99411"/>
     <w:lvlOverride w:ilvl="0">
       <w:startOverride w:val="1"/>
@@ -24668,13 +25639,13 @@
       <w:startOverride w:val="1"/>
     </w:lvlOverride>
   </w:num>
-  <w:num w:numId="1082">
-    <w:abstractNumId w:val="991"/>
-  </w:num>
   <w:num w:numId="1083">
     <w:abstractNumId w:val="991"/>
   </w:num>
   <w:num w:numId="1084">
+    <w:abstractNumId w:val="991"/>
+  </w:num>
+  <w:num w:numId="1085">
     <w:abstractNumId w:val="994122"/>
     <w:lvlOverride w:ilvl="0">
       <w:startOverride w:val="22"/>
@@ -24704,7 +25675,7 @@
       <w:startOverride w:val="22"/>
     </w:lvlOverride>
   </w:num>
-  <w:num w:numId="1085">
+  <w:num w:numId="1086">
     <w:abstractNumId w:val="994125"/>
     <w:lvlOverride w:ilvl="0">
       <w:startOverride w:val="25"/>
@@ -24734,10 +25705,10 @@
       <w:startOverride w:val="25"/>
     </w:lvlOverride>
   </w:num>
-  <w:num w:numId="1086">
+  <w:num w:numId="1087">
     <w:abstractNumId w:val="991"/>
   </w:num>
-  <w:num w:numId="1087">
+  <w:num w:numId="1088">
     <w:abstractNumId w:val="991"/>
   </w:num>
 </w:numbering>
